--- a/Step 2/Part A/step2.docx
+++ b/Step 2/Part A/step2.docx
@@ -4,6 +4,11 @@
   <w:body>
     <w:p>
       <w:pPr>
+        <w:pStyle w:val="ListParagraph"/>
+        <w:numPr>
+          <w:ilvl w:val="0"/>
+          <w:numId w:val="1"/>
+        </w:numPr>
         <w:rPr>
           <w:rFonts w:ascii="Times New Roman" w:hAnsi="Times New Roman" w:cs="Times New Roman"/>
           <w:b/>
@@ -95,48 +100,127 @@
         <w:rPr>
           <w:rFonts w:ascii="Times New Roman" w:hAnsi="Times New Roman" w:cs="Times New Roman"/>
         </w:rPr>
-        <w:t xml:space="preserve"> mRNA entry (NM_ accession) was selected, and the corresponding CDS sequences were downloaded in FASTA format. These sequences represent complete, functional GULO genes and serve as references for comparative analysis.</w:t>
+        <w:t xml:space="preserve"> mRNA entry (NM_ accession) was selected, and the corresponding CDS sequences were downloaded in FASTA format. These sequences represent complete, functional GULO genes and serve as references for comparative analysis. For the human pseudogene (</w:t>
+      </w:r>
+      <w:r>
+        <w:rPr>
+          <w:rFonts w:ascii="Times New Roman" w:hAnsi="Times New Roman" w:cs="Times New Roman"/>
+          <w:i/>
+          <w:iCs/>
+        </w:rPr>
+        <w:t>Homo sapiens</w:t>
+      </w:r>
+      <w:r>
+        <w:rPr>
+          <w:rFonts w:ascii="Times New Roman" w:hAnsi="Times New Roman" w:cs="Times New Roman"/>
+        </w:rPr>
+        <w:t xml:space="preserve">), no functional CDS or protein sequence is available due to gene inactivation. Instead, the full spliced pseudogene transcript was obtained from the </w:t>
+      </w:r>
+      <w:proofErr w:type="spellStart"/>
+      <w:r>
+        <w:rPr>
+          <w:rFonts w:ascii="Times New Roman" w:hAnsi="Times New Roman" w:cs="Times New Roman"/>
+        </w:rPr>
+        <w:t>Ensembl</w:t>
+      </w:r>
+      <w:proofErr w:type="spellEnd"/>
+      <w:r>
+        <w:rPr>
+          <w:rFonts w:ascii="Times New Roman" w:hAnsi="Times New Roman" w:cs="Times New Roman"/>
+        </w:rPr>
+        <w:t xml:space="preserve"> genome browser (ENSG00000234770, transcript ENST00000454030), annotated as a unitary pseudogene on chromosome 8. Attempts to retrieve pseudogene sequences for chimpanzee (</w:t>
+      </w:r>
+      <w:r>
+        <w:rPr>
+          <w:rFonts w:ascii="Times New Roman" w:hAnsi="Times New Roman" w:cs="Times New Roman"/>
+          <w:i/>
+          <w:iCs/>
+        </w:rPr>
+        <w:t>Pan troglodytes</w:t>
+      </w:r>
+      <w:r>
+        <w:rPr>
+          <w:rFonts w:ascii="Times New Roman" w:hAnsi="Times New Roman" w:cs="Times New Roman"/>
+        </w:rPr>
+        <w:t>), gorilla (</w:t>
+      </w:r>
+      <w:r>
+        <w:rPr>
+          <w:rFonts w:ascii="Times New Roman" w:hAnsi="Times New Roman" w:cs="Times New Roman"/>
+          <w:i/>
+          <w:iCs/>
+        </w:rPr>
+        <w:t>Gorilla gorilla</w:t>
+      </w:r>
+      <w:r>
+        <w:rPr>
+          <w:rFonts w:ascii="Times New Roman" w:hAnsi="Times New Roman" w:cs="Times New Roman"/>
+        </w:rPr>
+        <w:t>), rhesus macaque (</w:t>
+      </w:r>
+      <w:r>
+        <w:rPr>
+          <w:rFonts w:ascii="Times New Roman" w:hAnsi="Times New Roman" w:cs="Times New Roman"/>
+          <w:i/>
+          <w:iCs/>
+        </w:rPr>
+        <w:t>Macaca mulatta</w:t>
+      </w:r>
+      <w:r>
+        <w:rPr>
+          <w:rFonts w:ascii="Times New Roman" w:hAnsi="Times New Roman" w:cs="Times New Roman"/>
+        </w:rPr>
+        <w:t>), and guinea pig (</w:t>
+      </w:r>
+      <w:r>
+        <w:rPr>
+          <w:rFonts w:ascii="Times New Roman" w:hAnsi="Times New Roman" w:cs="Times New Roman"/>
+          <w:i/>
+          <w:iCs/>
+        </w:rPr>
+        <w:t>Cavia porcellus</w:t>
+      </w:r>
+      <w:r>
+        <w:rPr>
+          <w:rFonts w:ascii="Times New Roman" w:hAnsi="Times New Roman" w:cs="Times New Roman"/>
+        </w:rPr>
+        <w:t xml:space="preserve">) were unsuccessful due to insufficient annotation in both NCBI Gene and </w:t>
+      </w:r>
+      <w:proofErr w:type="spellStart"/>
+      <w:r>
+        <w:rPr>
+          <w:rFonts w:ascii="Times New Roman" w:hAnsi="Times New Roman" w:cs="Times New Roman"/>
+        </w:rPr>
+        <w:t>Ensembl</w:t>
+      </w:r>
+      <w:proofErr w:type="spellEnd"/>
+      <w:r>
+        <w:rPr>
+          <w:rFonts w:ascii="Times New Roman" w:hAnsi="Times New Roman" w:cs="Times New Roman"/>
+        </w:rPr>
+        <w:t xml:space="preserve"> databases. As the human pseudogene robustly represents the primate lineage for alignment purposes, the final dataset comprised four species: rat, mouse, and dog as functional references, and human as the pseudogene subject. All sequences were standardized with simplified FASTA headers and combined into a single file for downstream multiple sequence alignment.</w:t>
       </w:r>
     </w:p>
     <w:p>
       <w:pPr>
-        <w:rPr>
-          <w:rFonts w:ascii="Times New Roman" w:hAnsi="Times New Roman" w:cs="Times New Roman"/>
+        <w:pStyle w:val="ListParagraph"/>
+        <w:numPr>
+          <w:ilvl w:val="0"/>
+          <w:numId w:val="1"/>
+        </w:numPr>
+        <w:rPr>
+          <w:rFonts w:ascii="Times New Roman" w:hAnsi="Times New Roman" w:cs="Times New Roman"/>
+          <w:b/>
+          <w:bCs/>
         </w:rPr>
       </w:pPr>
       <w:r>
         <w:rPr>
           <w:rFonts w:ascii="Times New Roman" w:hAnsi="Times New Roman" w:cs="Times New Roman"/>
-        </w:rPr>
-        <w:t>In contrast, for pseudogene species such as humans (</w:t>
-      </w:r>
-      <w:r>
-        <w:rPr>
-          <w:rFonts w:ascii="Times New Roman" w:hAnsi="Times New Roman" w:cs="Times New Roman"/>
-          <w:i/>
-          <w:iCs/>
-        </w:rPr>
-        <w:t>Homo sapiens</w:t>
-      </w:r>
-      <w:r>
-        <w:rPr>
-          <w:rFonts w:ascii="Times New Roman" w:hAnsi="Times New Roman" w:cs="Times New Roman"/>
-        </w:rPr>
-        <w:t xml:space="preserve">), no functional CDS or protein sequence is available due to gene inactivation. Therefore, a homology-based approach was used. The rat GULO coding sequence was used as a query in a </w:t>
-      </w:r>
-      <w:proofErr w:type="spellStart"/>
-      <w:r>
-        <w:rPr>
-          <w:rFonts w:ascii="Times New Roman" w:hAnsi="Times New Roman" w:cs="Times New Roman"/>
-        </w:rPr>
-        <w:t>BLASTn</w:t>
-      </w:r>
-      <w:proofErr w:type="spellEnd"/>
-      <w:r>
-        <w:rPr>
-          <w:rFonts w:ascii="Times New Roman" w:hAnsi="Times New Roman" w:cs="Times New Roman"/>
-        </w:rPr>
-        <w:t xml:space="preserve"> search against the human reference genome (GRCh38).</w:t>
+          <w:b/>
+          <w:bCs/>
+        </w:rPr>
+        <w:t>MSA</w:t>
       </w:r>
     </w:p>
     <w:p>
@@ -148,21 +232,69 @@
       <w:r>
         <w:rPr>
           <w:rFonts w:ascii="Times New Roman" w:hAnsi="Times New Roman" w:cs="Times New Roman"/>
-        </w:rPr>
-        <w:t>The BLAST results identified a significant but limited alignment on chromosome 8 (NC_000008.11), corresponding to the known GULO pseudogene locus. The alignment showed high sequence identity (~88.66%) but very low query coverage (~7%), indicating that only a small fragment of the original gene remains conserved.</w:t>
+          <w:b/>
+          <w:bCs/>
+        </w:rPr>
+        <w:t>Methods:</w:t>
+      </w:r>
+      <w:r>
+        <w:rPr>
+          <w:rFonts w:ascii="Times New Roman" w:hAnsi="Times New Roman" w:cs="Times New Roman"/>
+          <w:b/>
+          <w:bCs/>
+        </w:rPr>
+        <w:br/>
+      </w:r>
+      <w:r>
+        <w:rPr>
+          <w:rFonts w:ascii="Times New Roman" w:hAnsi="Times New Roman" w:cs="Times New Roman"/>
+        </w:rPr>
+        <w:t xml:space="preserve">Multiple sequence alignment of the four GULO nucleotide sequences was performed using </w:t>
+      </w:r>
+      <w:proofErr w:type="spellStart"/>
+      <w:r>
+        <w:rPr>
+          <w:rFonts w:ascii="Times New Roman" w:hAnsi="Times New Roman" w:cs="Times New Roman"/>
+        </w:rPr>
+        <w:t>Clustal</w:t>
+      </w:r>
+      <w:proofErr w:type="spellEnd"/>
+      <w:r>
+        <w:rPr>
+          <w:rFonts w:ascii="Times New Roman" w:hAnsi="Times New Roman" w:cs="Times New Roman"/>
+        </w:rPr>
+        <w:t xml:space="preserve"> Omega (version 1.2.4, EMBL-EBI web server) with default parameters and DNA sequence type selected. The resulting alignment was examined manually for evidence of pseudogenization in the human sequence, including large deletions, premature stop codons, and truncation relative to functional orthologs. A </w:t>
+      </w:r>
+      <w:proofErr w:type="gramStart"/>
+      <w:r>
+        <w:rPr>
+          <w:rFonts w:ascii="Times New Roman" w:hAnsi="Times New Roman" w:cs="Times New Roman"/>
+        </w:rPr>
+        <w:t>percent</w:t>
+      </w:r>
+      <w:proofErr w:type="gramEnd"/>
+      <w:r>
+        <w:rPr>
+          <w:rFonts w:ascii="Times New Roman" w:hAnsi="Times New Roman" w:cs="Times New Roman"/>
+        </w:rPr>
+        <w:t xml:space="preserve"> identity matrix was generated alongside the alignment to quantify pairwise sequence conservation across species.</w:t>
       </w:r>
     </w:p>
     <w:p>
       <w:pPr>
         <w:rPr>
           <w:rFonts w:ascii="Times New Roman" w:hAnsi="Times New Roman" w:cs="Times New Roman"/>
+          <w:b/>
+          <w:bCs/>
         </w:rPr>
       </w:pPr>
       <w:r>
         <w:rPr>
           <w:rFonts w:ascii="Times New Roman" w:hAnsi="Times New Roman" w:cs="Times New Roman"/>
-        </w:rPr>
-        <w:t>The aligned region (97 bp) was extracted directly from the BLAST “subject” (human) sequence. This fragment represents the homologous remnant of the GULO gene in humans. The sequence was cleaned by removing positional indices and formatting artifacts and then included in the final dataset in FASTA format.</w:t>
+          <w:b/>
+          <w:bCs/>
+        </w:rPr>
+        <w:t>Results:</w:t>
       </w:r>
     </w:p>
     <w:p>
@@ -175,51 +307,686 @@
         <w:rPr>
           <w:rFonts w:ascii="Times New Roman" w:hAnsi="Times New Roman" w:cs="Times New Roman"/>
         </w:rPr>
-        <w:t>The use of BLAST-derived sequences for pseudogenes ensures that only homologous regions are compared, avoiding the inclusion of large non-coding genomic regions that would confound alignment and interpretation.</w:t>
-      </w:r>
+        <w:t xml:space="preserve">Nucleotide alignment of GULO sequences across four species revealed stark differences between the three functional orthologs (rat, mouse, dog) and the human pseudogene. Pairwise percent identity confirmed strong conservation among functional species (rat-mouse: 88.02%, rat-dog: 86.62%, mouse-dog: 87.30%), while the human pseudogene showed markedly lower identity with all functional orthologs (72.30–73.38%), consistent with accelerated neutral mutation accumulation following gene inactivation. Functional species showed strong conservation throughout the coding sequence, particularly in regions corresponding to the FAD-binding domain, consistent with purifying selection preserving catalytically essential residues. The human pseudogene sequence was dramatically truncated relative to functional orthologs, aligning only to a central portion of the coding sequence with large flanking gaps indicating deletion or severe degradation of the 5' and 3' regions. Within the aligned region, the human sequence contained multiple disruptive mutations relative to the functional consensus, including </w:t>
+      </w:r>
+      <w:r>
+        <w:rPr>
+          <w:rFonts w:ascii="Times New Roman" w:hAnsi="Times New Roman" w:cs="Times New Roman"/>
+        </w:rPr>
+        <w:lastRenderedPageBreak/>
+        <w:t>a terminal TGA stop codon, an internal two-nucleotide gap causing a frameshift, and extensive sequence divergence across multiple blocks. These findings are consistent with the known status of human GULO as a unitary pseudogene, inactivated by accumulated mutations that prevent production of a functional L-</w:t>
+      </w:r>
+      <w:proofErr w:type="spellStart"/>
+      <w:r>
+        <w:rPr>
+          <w:rFonts w:ascii="Times New Roman" w:hAnsi="Times New Roman" w:cs="Times New Roman"/>
+        </w:rPr>
+        <w:t>gulonolactone</w:t>
+      </w:r>
+      <w:proofErr w:type="spellEnd"/>
+      <w:r>
+        <w:rPr>
+          <w:rFonts w:ascii="Times New Roman" w:hAnsi="Times New Roman" w:cs="Times New Roman"/>
+        </w:rPr>
+        <w:t xml:space="preserve"> oxidase protein.</w:t>
+      </w:r>
+    </w:p>
+    <w:tbl>
+      <w:tblPr>
+        <w:tblStyle w:val="TableGrid"/>
+        <w:tblW w:w="0" w:type="auto"/>
+        <w:tblLook w:val="04A0" w:firstRow="1" w:lastRow="0" w:firstColumn="1" w:lastColumn="0" w:noHBand="0" w:noVBand="1"/>
+      </w:tblPr>
+      <w:tblGrid>
+        <w:gridCol w:w="1870"/>
+        <w:gridCol w:w="1870"/>
+        <w:gridCol w:w="1870"/>
+        <w:gridCol w:w="1870"/>
+        <w:gridCol w:w="1870"/>
+      </w:tblGrid>
+      <w:tr>
+        <w:tc>
+          <w:tcPr>
+            <w:tcW w:w="1870" w:type="dxa"/>
+            <w:vAlign w:val="center"/>
+          </w:tcPr>
+          <w:p>
+            <w:pPr>
+              <w:rPr>
+                <w:rFonts w:ascii="Times New Roman" w:hAnsi="Times New Roman" w:cs="Times New Roman"/>
+              </w:rPr>
+            </w:pPr>
+            <w:r>
+              <w:rPr>
+                <w:rFonts w:ascii="Times New Roman" w:hAnsi="Times New Roman" w:cs="Times New Roman"/>
+                <w:b/>
+                <w:bCs/>
+              </w:rPr>
+              <w:t>Mutation Type</w:t>
+            </w:r>
+          </w:p>
+        </w:tc>
+        <w:tc>
+          <w:tcPr>
+            <w:tcW w:w="1870" w:type="dxa"/>
+            <w:vAlign w:val="center"/>
+          </w:tcPr>
+          <w:p>
+            <w:pPr>
+              <w:rPr>
+                <w:rFonts w:ascii="Times New Roman" w:hAnsi="Times New Roman" w:cs="Times New Roman"/>
+              </w:rPr>
+            </w:pPr>
+            <w:r>
+              <w:rPr>
+                <w:rFonts w:ascii="Times New Roman" w:hAnsi="Times New Roman" w:cs="Times New Roman"/>
+                <w:b/>
+                <w:bCs/>
+              </w:rPr>
+              <w:t>Location in Alignment</w:t>
+            </w:r>
+          </w:p>
+        </w:tc>
+        <w:tc>
+          <w:tcPr>
+            <w:tcW w:w="1870" w:type="dxa"/>
+            <w:vAlign w:val="center"/>
+          </w:tcPr>
+          <w:p>
+            <w:pPr>
+              <w:rPr>
+                <w:rFonts w:ascii="Times New Roman" w:hAnsi="Times New Roman" w:cs="Times New Roman"/>
+              </w:rPr>
+            </w:pPr>
+            <w:r>
+              <w:rPr>
+                <w:rFonts w:ascii="Times New Roman" w:hAnsi="Times New Roman" w:cs="Times New Roman"/>
+                <w:b/>
+                <w:bCs/>
+              </w:rPr>
+              <w:t>Functional Consensus</w:t>
+            </w:r>
+          </w:p>
+        </w:tc>
+        <w:tc>
+          <w:tcPr>
+            <w:tcW w:w="1870" w:type="dxa"/>
+            <w:vAlign w:val="center"/>
+          </w:tcPr>
+          <w:p>
+            <w:pPr>
+              <w:rPr>
+                <w:rFonts w:ascii="Times New Roman" w:hAnsi="Times New Roman" w:cs="Times New Roman"/>
+              </w:rPr>
+            </w:pPr>
+            <w:r>
+              <w:rPr>
+                <w:rFonts w:ascii="Times New Roman" w:hAnsi="Times New Roman" w:cs="Times New Roman"/>
+                <w:b/>
+                <w:bCs/>
+              </w:rPr>
+              <w:t>Human Sequence</w:t>
+            </w:r>
+          </w:p>
+        </w:tc>
+        <w:tc>
+          <w:tcPr>
+            <w:tcW w:w="1870" w:type="dxa"/>
+            <w:vAlign w:val="center"/>
+          </w:tcPr>
+          <w:p>
+            <w:pPr>
+              <w:rPr>
+                <w:rFonts w:ascii="Times New Roman" w:hAnsi="Times New Roman" w:cs="Times New Roman"/>
+              </w:rPr>
+            </w:pPr>
+            <w:r>
+              <w:rPr>
+                <w:rFonts w:ascii="Times New Roman" w:hAnsi="Times New Roman" w:cs="Times New Roman"/>
+                <w:b/>
+                <w:bCs/>
+              </w:rPr>
+              <w:t>Predicted Effect</w:t>
+            </w:r>
+          </w:p>
+        </w:tc>
+      </w:tr>
+      <w:tr>
+        <w:tc>
+          <w:tcPr>
+            <w:tcW w:w="1870" w:type="dxa"/>
+            <w:vAlign w:val="center"/>
+          </w:tcPr>
+          <w:p>
+            <w:pPr>
+              <w:rPr>
+                <w:rFonts w:ascii="Times New Roman" w:hAnsi="Times New Roman" w:cs="Times New Roman"/>
+              </w:rPr>
+            </w:pPr>
+            <w:r>
+              <w:rPr>
+                <w:rFonts w:ascii="Times New Roman" w:hAnsi="Times New Roman" w:cs="Times New Roman"/>
+              </w:rPr>
+              <w:t>Large 5' deletion</w:t>
+            </w:r>
+          </w:p>
+        </w:tc>
+        <w:tc>
+          <w:tcPr>
+            <w:tcW w:w="1870" w:type="dxa"/>
+            <w:vAlign w:val="center"/>
+          </w:tcPr>
+          <w:p>
+            <w:pPr>
+              <w:rPr>
+                <w:rFonts w:ascii="Times New Roman" w:hAnsi="Times New Roman" w:cs="Times New Roman"/>
+              </w:rPr>
+            </w:pPr>
+            <w:r>
+              <w:rPr>
+                <w:rFonts w:ascii="Times New Roman" w:hAnsi="Times New Roman" w:cs="Times New Roman"/>
+              </w:rPr>
+              <w:t>Start of alignment</w:t>
+            </w:r>
+          </w:p>
+        </w:tc>
+        <w:tc>
+          <w:tcPr>
+            <w:tcW w:w="1870" w:type="dxa"/>
+            <w:vAlign w:val="center"/>
+          </w:tcPr>
+          <w:p>
+            <w:pPr>
+              <w:rPr>
+                <w:rFonts w:ascii="Times New Roman" w:hAnsi="Times New Roman" w:cs="Times New Roman"/>
+              </w:rPr>
+            </w:pPr>
+            <w:r>
+              <w:rPr>
+                <w:rFonts w:ascii="Times New Roman" w:hAnsi="Times New Roman" w:cs="Times New Roman"/>
+              </w:rPr>
+              <w:t>Full CDS (rat/mouse/dog)</w:t>
+            </w:r>
+          </w:p>
+        </w:tc>
+        <w:tc>
+          <w:tcPr>
+            <w:tcW w:w="1870" w:type="dxa"/>
+            <w:vAlign w:val="center"/>
+          </w:tcPr>
+          <w:p>
+            <w:pPr>
+              <w:rPr>
+                <w:rFonts w:ascii="Times New Roman" w:hAnsi="Times New Roman" w:cs="Times New Roman"/>
+              </w:rPr>
+            </w:pPr>
+            <w:r>
+              <w:rPr>
+                <w:rFonts w:ascii="Times New Roman" w:hAnsi="Times New Roman" w:cs="Times New Roman"/>
+              </w:rPr>
+              <w:t>28 gap columns</w:t>
+            </w:r>
+          </w:p>
+        </w:tc>
+        <w:tc>
+          <w:tcPr>
+            <w:tcW w:w="1870" w:type="dxa"/>
+            <w:vAlign w:val="center"/>
+          </w:tcPr>
+          <w:p>
+            <w:pPr>
+              <w:rPr>
+                <w:rFonts w:ascii="Times New Roman" w:hAnsi="Times New Roman" w:cs="Times New Roman"/>
+              </w:rPr>
+            </w:pPr>
+            <w:r>
+              <w:rPr>
+                <w:rFonts w:ascii="Times New Roman" w:hAnsi="Times New Roman" w:cs="Times New Roman"/>
+              </w:rPr>
+              <w:t>Major N-terminal coding region absent</w:t>
+            </w:r>
+          </w:p>
+        </w:tc>
+      </w:tr>
+      <w:tr>
+        <w:tc>
+          <w:tcPr>
+            <w:tcW w:w="1870" w:type="dxa"/>
+            <w:vAlign w:val="center"/>
+          </w:tcPr>
+          <w:p>
+            <w:pPr>
+              <w:rPr>
+                <w:rFonts w:ascii="Times New Roman" w:hAnsi="Times New Roman" w:cs="Times New Roman"/>
+              </w:rPr>
+            </w:pPr>
+            <w:r>
+              <w:rPr>
+                <w:rFonts w:ascii="Times New Roman" w:hAnsi="Times New Roman" w:cs="Times New Roman"/>
+              </w:rPr>
+              <w:t>Large internal deletion</w:t>
+            </w:r>
+          </w:p>
+        </w:tc>
+        <w:tc>
+          <w:tcPr>
+            <w:tcW w:w="1870" w:type="dxa"/>
+            <w:vAlign w:val="center"/>
+          </w:tcPr>
+          <w:p>
+            <w:pPr>
+              <w:rPr>
+                <w:rFonts w:ascii="Times New Roman" w:hAnsi="Times New Roman" w:cs="Times New Roman"/>
+              </w:rPr>
+            </w:pPr>
+            <w:r>
+              <w:rPr>
+                <w:rFonts w:ascii="Times New Roman" w:hAnsi="Times New Roman" w:cs="Times New Roman"/>
+              </w:rPr>
+              <w:t>Middle of alignment</w:t>
+            </w:r>
+          </w:p>
+        </w:tc>
+        <w:tc>
+          <w:tcPr>
+            <w:tcW w:w="1870" w:type="dxa"/>
+            <w:vAlign w:val="center"/>
+          </w:tcPr>
+          <w:p>
+            <w:pPr>
+              <w:rPr>
+                <w:rFonts w:ascii="Times New Roman" w:hAnsi="Times New Roman" w:cs="Times New Roman"/>
+              </w:rPr>
+            </w:pPr>
+            <w:r>
+              <w:rPr>
+                <w:rFonts w:ascii="Times New Roman" w:hAnsi="Times New Roman" w:cs="Times New Roman"/>
+              </w:rPr>
+              <w:t xml:space="preserve">~60 </w:t>
+            </w:r>
+            <w:proofErr w:type="spellStart"/>
+            <w:r>
+              <w:rPr>
+                <w:rFonts w:ascii="Times New Roman" w:hAnsi="Times New Roman" w:cs="Times New Roman"/>
+              </w:rPr>
+              <w:t>nt</w:t>
+            </w:r>
+            <w:proofErr w:type="spellEnd"/>
+            <w:r>
+              <w:rPr>
+                <w:rFonts w:ascii="Times New Roman" w:hAnsi="Times New Roman" w:cs="Times New Roman"/>
+              </w:rPr>
+              <w:t xml:space="preserve"> coding sequence</w:t>
+            </w:r>
+          </w:p>
+        </w:tc>
+        <w:tc>
+          <w:tcPr>
+            <w:tcW w:w="1870" w:type="dxa"/>
+            <w:vAlign w:val="center"/>
+          </w:tcPr>
+          <w:p>
+            <w:pPr>
+              <w:rPr>
+                <w:rFonts w:ascii="Times New Roman" w:hAnsi="Times New Roman" w:cs="Times New Roman"/>
+              </w:rPr>
+            </w:pPr>
+            <w:r>
+              <w:rPr>
+                <w:rFonts w:ascii="Times New Roman" w:hAnsi="Times New Roman" w:cs="Times New Roman"/>
+              </w:rPr>
+              <w:t>All gaps</w:t>
+            </w:r>
+          </w:p>
+        </w:tc>
+        <w:tc>
+          <w:tcPr>
+            <w:tcW w:w="1870" w:type="dxa"/>
+            <w:vAlign w:val="center"/>
+          </w:tcPr>
+          <w:p>
+            <w:pPr>
+              <w:rPr>
+                <w:rFonts w:ascii="Times New Roman" w:hAnsi="Times New Roman" w:cs="Times New Roman"/>
+              </w:rPr>
+            </w:pPr>
+            <w:r>
+              <w:rPr>
+                <w:rFonts w:ascii="Times New Roman" w:hAnsi="Times New Roman" w:cs="Times New Roman"/>
+              </w:rPr>
+              <w:t>Loss of internal coding region</w:t>
+            </w:r>
+          </w:p>
+        </w:tc>
+      </w:tr>
+      <w:tr>
+        <w:tc>
+          <w:tcPr>
+            <w:tcW w:w="1870" w:type="dxa"/>
+            <w:vAlign w:val="center"/>
+          </w:tcPr>
+          <w:p>
+            <w:pPr>
+              <w:rPr>
+                <w:rFonts w:ascii="Times New Roman" w:hAnsi="Times New Roman" w:cs="Times New Roman"/>
+              </w:rPr>
+            </w:pPr>
+            <w:r>
+              <w:rPr>
+                <w:rFonts w:ascii="Times New Roman" w:hAnsi="Times New Roman" w:cs="Times New Roman"/>
+              </w:rPr>
+              <w:t>2-nucleotide deletion (frameshift)</w:t>
+            </w:r>
+          </w:p>
+        </w:tc>
+        <w:tc>
+          <w:tcPr>
+            <w:tcW w:w="1870" w:type="dxa"/>
+            <w:vAlign w:val="center"/>
+          </w:tcPr>
+          <w:p>
+            <w:pPr>
+              <w:rPr>
+                <w:rFonts w:ascii="Times New Roman" w:hAnsi="Times New Roman" w:cs="Times New Roman"/>
+              </w:rPr>
+            </w:pPr>
+            <w:r>
+              <w:rPr>
+                <w:rFonts w:ascii="Times New Roman" w:hAnsi="Times New Roman" w:cs="Times New Roman"/>
+              </w:rPr>
+              <w:t>TTCTGA-- region</w:t>
+            </w:r>
+          </w:p>
+        </w:tc>
+        <w:tc>
+          <w:tcPr>
+            <w:tcW w:w="1870" w:type="dxa"/>
+            <w:vAlign w:val="center"/>
+          </w:tcPr>
+          <w:p>
+            <w:pPr>
+              <w:rPr>
+                <w:rFonts w:ascii="Times New Roman" w:hAnsi="Times New Roman" w:cs="Times New Roman"/>
+              </w:rPr>
+            </w:pPr>
+            <w:r>
+              <w:rPr>
+                <w:rFonts w:ascii="Times New Roman" w:hAnsi="Times New Roman" w:cs="Times New Roman"/>
+              </w:rPr>
+              <w:t>TTCTGGATG</w:t>
+            </w:r>
+          </w:p>
+        </w:tc>
+        <w:tc>
+          <w:tcPr>
+            <w:tcW w:w="1870" w:type="dxa"/>
+            <w:vAlign w:val="center"/>
+          </w:tcPr>
+          <w:p>
+            <w:pPr>
+              <w:rPr>
+                <w:rFonts w:ascii="Times New Roman" w:hAnsi="Times New Roman" w:cs="Times New Roman"/>
+              </w:rPr>
+            </w:pPr>
+            <w:r>
+              <w:rPr>
+                <w:rFonts w:ascii="Times New Roman" w:hAnsi="Times New Roman" w:cs="Times New Roman"/>
+              </w:rPr>
+              <w:t>TTCTGA--</w:t>
+            </w:r>
+          </w:p>
+        </w:tc>
+        <w:tc>
+          <w:tcPr>
+            <w:tcW w:w="1870" w:type="dxa"/>
+            <w:vAlign w:val="center"/>
+          </w:tcPr>
+          <w:p>
+            <w:pPr>
+              <w:rPr>
+                <w:rFonts w:ascii="Times New Roman" w:hAnsi="Times New Roman" w:cs="Times New Roman"/>
+              </w:rPr>
+            </w:pPr>
+            <w:proofErr w:type="gramStart"/>
+            <w:r>
+              <w:rPr>
+                <w:rFonts w:ascii="Times New Roman" w:hAnsi="Times New Roman" w:cs="Times New Roman"/>
+              </w:rPr>
+              <w:t>Frameshift;</w:t>
+            </w:r>
+            <w:proofErr w:type="gramEnd"/>
+            <w:r>
+              <w:rPr>
+                <w:rFonts w:ascii="Times New Roman" w:hAnsi="Times New Roman" w:cs="Times New Roman"/>
+              </w:rPr>
+              <w:t xml:space="preserve"> all downstream codons scrambled</w:t>
+            </w:r>
+          </w:p>
+        </w:tc>
+      </w:tr>
+      <w:tr>
+        <w:tc>
+          <w:tcPr>
+            <w:tcW w:w="1870" w:type="dxa"/>
+            <w:vAlign w:val="center"/>
+          </w:tcPr>
+          <w:p>
+            <w:pPr>
+              <w:rPr>
+                <w:rFonts w:ascii="Times New Roman" w:hAnsi="Times New Roman" w:cs="Times New Roman"/>
+              </w:rPr>
+            </w:pPr>
+            <w:r>
+              <w:rPr>
+                <w:rFonts w:ascii="Times New Roman" w:hAnsi="Times New Roman" w:cs="Times New Roman"/>
+              </w:rPr>
+              <w:t>Premature stop codon</w:t>
+            </w:r>
+          </w:p>
+        </w:tc>
+        <w:tc>
+          <w:tcPr>
+            <w:tcW w:w="1870" w:type="dxa"/>
+            <w:vAlign w:val="center"/>
+          </w:tcPr>
+          <w:p>
+            <w:pPr>
+              <w:rPr>
+                <w:rFonts w:ascii="Times New Roman" w:hAnsi="Times New Roman" w:cs="Times New Roman"/>
+              </w:rPr>
+            </w:pPr>
+            <w:r>
+              <w:rPr>
+                <w:rFonts w:ascii="Times New Roman" w:hAnsi="Times New Roman" w:cs="Times New Roman"/>
+              </w:rPr>
+              <w:t>Near end of sequence</w:t>
+            </w:r>
+          </w:p>
+        </w:tc>
+        <w:tc>
+          <w:tcPr>
+            <w:tcW w:w="1870" w:type="dxa"/>
+            <w:vAlign w:val="center"/>
+          </w:tcPr>
+          <w:p>
+            <w:pPr>
+              <w:rPr>
+                <w:rFonts w:ascii="Times New Roman" w:hAnsi="Times New Roman" w:cs="Times New Roman"/>
+              </w:rPr>
+            </w:pPr>
+            <w:r>
+              <w:rPr>
+                <w:rFonts w:ascii="Times New Roman" w:hAnsi="Times New Roman" w:cs="Times New Roman"/>
+              </w:rPr>
+              <w:t>CTACTAA (normal stop)</w:t>
+            </w:r>
+          </w:p>
+        </w:tc>
+        <w:tc>
+          <w:tcPr>
+            <w:tcW w:w="1870" w:type="dxa"/>
+            <w:vAlign w:val="center"/>
+          </w:tcPr>
+          <w:p>
+            <w:pPr>
+              <w:rPr>
+                <w:rFonts w:ascii="Times New Roman" w:hAnsi="Times New Roman" w:cs="Times New Roman"/>
+              </w:rPr>
+            </w:pPr>
+            <w:r>
+              <w:rPr>
+                <w:rFonts w:ascii="Times New Roman" w:hAnsi="Times New Roman" w:cs="Times New Roman"/>
+              </w:rPr>
+              <w:t>CTACTGA (TGA)</w:t>
+            </w:r>
+          </w:p>
+        </w:tc>
+        <w:tc>
+          <w:tcPr>
+            <w:tcW w:w="1870" w:type="dxa"/>
+            <w:vAlign w:val="center"/>
+          </w:tcPr>
+          <w:p>
+            <w:pPr>
+              <w:rPr>
+                <w:rFonts w:ascii="Times New Roman" w:hAnsi="Times New Roman" w:cs="Times New Roman"/>
+              </w:rPr>
+            </w:pPr>
+            <w:r>
+              <w:rPr>
+                <w:rFonts w:ascii="Times New Roman" w:hAnsi="Times New Roman" w:cs="Times New Roman"/>
+              </w:rPr>
+              <w:t>Early translation termination</w:t>
+            </w:r>
+          </w:p>
+        </w:tc>
+      </w:tr>
+      <w:tr>
+        <w:tc>
+          <w:tcPr>
+            <w:tcW w:w="1870" w:type="dxa"/>
+            <w:vAlign w:val="center"/>
+          </w:tcPr>
+          <w:p>
+            <w:pPr>
+              <w:rPr>
+                <w:rFonts w:ascii="Times New Roman" w:hAnsi="Times New Roman" w:cs="Times New Roman"/>
+              </w:rPr>
+            </w:pPr>
+            <w:r>
+              <w:rPr>
+                <w:rFonts w:ascii="Times New Roman" w:hAnsi="Times New Roman" w:cs="Times New Roman"/>
+              </w:rPr>
+              <w:t>3' truncation</w:t>
+            </w:r>
+          </w:p>
+        </w:tc>
+        <w:tc>
+          <w:tcPr>
+            <w:tcW w:w="1870" w:type="dxa"/>
+            <w:vAlign w:val="center"/>
+          </w:tcPr>
+          <w:p>
+            <w:pPr>
+              <w:rPr>
+                <w:rFonts w:ascii="Times New Roman" w:hAnsi="Times New Roman" w:cs="Times New Roman"/>
+              </w:rPr>
+            </w:pPr>
+            <w:r>
+              <w:rPr>
+                <w:rFonts w:ascii="Times New Roman" w:hAnsi="Times New Roman" w:cs="Times New Roman"/>
+              </w:rPr>
+              <w:t>End of alignment</w:t>
+            </w:r>
+          </w:p>
+        </w:tc>
+        <w:tc>
+          <w:tcPr>
+            <w:tcW w:w="1870" w:type="dxa"/>
+            <w:vAlign w:val="center"/>
+          </w:tcPr>
+          <w:p>
+            <w:pPr>
+              <w:rPr>
+                <w:rFonts w:ascii="Times New Roman" w:hAnsi="Times New Roman" w:cs="Times New Roman"/>
+              </w:rPr>
+            </w:pPr>
+            <w:r>
+              <w:rPr>
+                <w:rFonts w:ascii="Times New Roman" w:hAnsi="Times New Roman" w:cs="Times New Roman"/>
+              </w:rPr>
+              <w:t>Extended 3' region (rat/mouse)</w:t>
+            </w:r>
+          </w:p>
+        </w:tc>
+        <w:tc>
+          <w:tcPr>
+            <w:tcW w:w="1870" w:type="dxa"/>
+            <w:vAlign w:val="center"/>
+          </w:tcPr>
+          <w:p>
+            <w:pPr>
+              <w:rPr>
+                <w:rFonts w:ascii="Times New Roman" w:hAnsi="Times New Roman" w:cs="Times New Roman"/>
+              </w:rPr>
+            </w:pPr>
+            <w:r>
+              <w:rPr>
+                <w:rFonts w:ascii="Times New Roman" w:hAnsi="Times New Roman" w:cs="Times New Roman"/>
+              </w:rPr>
+              <w:t>Sequence ends abruptly</w:t>
+            </w:r>
+          </w:p>
+        </w:tc>
+        <w:tc>
+          <w:tcPr>
+            <w:tcW w:w="1870" w:type="dxa"/>
+            <w:vAlign w:val="center"/>
+          </w:tcPr>
+          <w:p>
+            <w:pPr>
+              <w:rPr>
+                <w:rFonts w:ascii="Times New Roman" w:hAnsi="Times New Roman" w:cs="Times New Roman"/>
+              </w:rPr>
+            </w:pPr>
+            <w:r>
+              <w:rPr>
+                <w:rFonts w:ascii="Times New Roman" w:hAnsi="Times New Roman" w:cs="Times New Roman"/>
+              </w:rPr>
+              <w:t>Incomplete transcript</w:t>
+            </w:r>
+          </w:p>
+        </w:tc>
+      </w:tr>
+    </w:tbl>
+    <w:p>
+      <w:pPr>
+        <w:rPr>
+          <w:rFonts w:ascii="Times New Roman" w:hAnsi="Times New Roman" w:cs="Times New Roman"/>
+        </w:rPr>
+      </w:pPr>
     </w:p>
     <w:p>
       <w:pPr>
         <w:rPr>
           <w:rFonts w:ascii="Times New Roman" w:hAnsi="Times New Roman" w:cs="Times New Roman"/>
+        </w:rPr>
+      </w:pPr>
+      <w:r>
+        <w:rPr>
+          <w:rFonts w:ascii="Times New Roman" w:hAnsi="Times New Roman" w:cs="Times New Roman"/>
+        </w:rPr>
+        <w:t>It should be noted that the human sequence used represents a spliced pseudogene transcript rather than a protein-coding CDS, which may account for some alignment gaps; however, the pattern of truncation and stop codons is consistent with established literature on GULO pseudogenization in primates.</w:t>
+      </w:r>
+    </w:p>
+    <w:p>
+      <w:pPr>
+        <w:rPr>
+          <w:rFonts w:ascii="Times New Roman" w:hAnsi="Times New Roman" w:cs="Times New Roman"/>
           <w:b/>
           <w:bCs/>
         </w:rPr>
       </w:pPr>
-      <w:r>
-        <w:rPr>
-          <w:rFonts w:ascii="Times New Roman" w:hAnsi="Times New Roman" w:cs="Times New Roman"/>
-        </w:rPr>
-        <w:t>All sequences were standardized with simplified headers (e.g., &gt;</w:t>
-      </w:r>
-      <w:proofErr w:type="spellStart"/>
-      <w:r>
-        <w:rPr>
-          <w:rFonts w:ascii="Times New Roman" w:hAnsi="Times New Roman" w:cs="Times New Roman"/>
-        </w:rPr>
-        <w:t>Rat_GULO</w:t>
-      </w:r>
-      <w:proofErr w:type="spellEnd"/>
-      <w:r>
-        <w:rPr>
-          <w:rFonts w:ascii="Times New Roman" w:hAnsi="Times New Roman" w:cs="Times New Roman"/>
-        </w:rPr>
-        <w:t>, &gt;</w:t>
-      </w:r>
-      <w:proofErr w:type="spellStart"/>
-      <w:r>
-        <w:rPr>
-          <w:rFonts w:ascii="Times New Roman" w:hAnsi="Times New Roman" w:cs="Times New Roman"/>
-        </w:rPr>
-        <w:t>Human_GULOP</w:t>
-      </w:r>
-      <w:proofErr w:type="spellEnd"/>
-      <w:r>
-        <w:rPr>
-          <w:rFonts w:ascii="Times New Roman" w:hAnsi="Times New Roman" w:cs="Times New Roman"/>
-        </w:rPr>
-        <w:t>) and combined into a single FASTA file for downstream multiple sequence alignment.</w:t>
-      </w:r>
     </w:p>
     <w:sectPr>
       <w:pgSz w:w="12240" w:h="15840"/>
@@ -229,6 +996,127 @@
     </w:sectPr>
   </w:body>
 </w:document>
+</file>
+
+<file path=word/numbering.xml><?xml version="1.0" encoding="utf-8"?>
+<w:numbering xmlns:wpc="http://schemas.microsoft.com/office/word/2010/wordprocessingCanvas" xmlns:cx="http://schemas.microsoft.com/office/drawing/2014/chartex" xmlns:cx1="http://schemas.microsoft.com/office/drawing/2015/9/8/chartex" xmlns:cx2="http://schemas.microsoft.com/office/drawing/2015/10/21/chartex" xmlns:cx3="http://schemas.microsoft.com/office/drawing/2016/5/9/chartex" xmlns:cx4="http://schemas.microsoft.com/office/drawing/2016/5/10/chartex" xmlns:cx5="http://schemas.microsoft.com/office/drawing/2016/5/11/chartex" xmlns:cx6="http://schemas.microsoft.com/office/drawing/2016/5/12/chartex" xmlns:cx7="http://schemas.microsoft.com/office/drawing/2016/5/13/chartex" xmlns:cx8="http://schemas.microsoft.com/office/drawing/2016/5/14/chartex" xmlns:mc="http://schemas.openxmlformats.org/markup-compatibility/2006" xmlns:aink="http://schemas.microsoft.com/office/drawing/2016/ink" xmlns:am3d="http://schemas.microsoft.com/office/drawing/2017/model3d" xmlns:o="urn:schemas-microsoft-com:office:office" xmlns:oel="http://schemas.microsoft.com/office/2019/extlst" xmlns:r="http://schemas.openxmlformats.org/officeDocument/2006/relationships" xmlns:m="http://schemas.openxmlformats.org/officeDocument/2006/math" xmlns:v="urn:schemas-microsoft-com:vml" xmlns:wp14="http://schemas.microsoft.com/office/word/2010/wordprocessingDrawing" xmlns:wp="http://schemas.openxmlformats.org/drawingml/2006/wordprocessingDrawing" xmlns:w10="urn:schemas-microsoft-com:office:word" xmlns:w="http://schemas.openxmlformats.org/wordprocessingml/2006/main" xmlns:w14="http://schemas.microsoft.com/office/word/2010/wordml" xmlns:w15="http://schemas.microsoft.com/office/word/2012/wordml" xmlns:w16cex="http://schemas.microsoft.com/office/word/2018/wordml/cex" xmlns:w16cid="http://schemas.microsoft.com/office/word/2016/wordml/cid" xmlns:w16="http://schemas.microsoft.com/office/word/2018/wordml" xmlns:w16du="http://schemas.microsoft.com/office/word/2023/wordml/word16du" xmlns:w16sdtdh="http://schemas.microsoft.com/office/word/2020/wordml/sdtdatahash" xmlns:w16sdtfl="http://schemas.microsoft.com/office/word/2024/wordml/sdtformatlock" xmlns:w16se="http://schemas.microsoft.com/office/word/2015/wordml/symex" xmlns:wpg="http://schemas.microsoft.com/office/word/2010/wordprocessingGroup" xmlns:wpi="http://schemas.microsoft.com/office/word/2010/wordprocessingInk" xmlns:wne="http://schemas.microsoft.com/office/word/2006/wordml" xmlns:wps="http://schemas.microsoft.com/office/word/2010/wordprocessingShape" mc:Ignorable="w14 w15 w16se w16cid w16 w16cex w16sdtdh w16sdtfl w16du wp14">
+  <w:abstractNum w:abstractNumId="0" w15:restartNumberingAfterBreak="0">
+    <w:nsid w:val="0A4A5D1B"/>
+    <w:multiLevelType w:val="hybridMultilevel"/>
+    <w:tmpl w:val="F87E933C"/>
+    <w:lvl w:ilvl="0" w:tplc="04090001">
+      <w:start w:val="1"/>
+      <w:numFmt w:val="bullet"/>
+      <w:lvlText w:val=""/>
+      <w:lvlJc w:val="left"/>
+      <w:pPr>
+        <w:ind w:left="720" w:hanging="360"/>
+      </w:pPr>
+      <w:rPr>
+        <w:rFonts w:ascii="Symbol" w:hAnsi="Symbol" w:hint="default"/>
+      </w:rPr>
+    </w:lvl>
+    <w:lvl w:ilvl="1" w:tplc="04090003">
+      <w:start w:val="1"/>
+      <w:numFmt w:val="bullet"/>
+      <w:lvlText w:val="o"/>
+      <w:lvlJc w:val="left"/>
+      <w:pPr>
+        <w:ind w:left="1440" w:hanging="360"/>
+      </w:pPr>
+      <w:rPr>
+        <w:rFonts w:ascii="Courier New" w:hAnsi="Courier New" w:cs="Courier New" w:hint="default"/>
+      </w:rPr>
+    </w:lvl>
+    <w:lvl w:ilvl="2" w:tplc="04090005" w:tentative="1">
+      <w:start w:val="1"/>
+      <w:numFmt w:val="bullet"/>
+      <w:lvlText w:val=""/>
+      <w:lvlJc w:val="left"/>
+      <w:pPr>
+        <w:ind w:left="2160" w:hanging="360"/>
+      </w:pPr>
+      <w:rPr>
+        <w:rFonts w:ascii="Wingdings" w:hAnsi="Wingdings" w:hint="default"/>
+      </w:rPr>
+    </w:lvl>
+    <w:lvl w:ilvl="3" w:tplc="04090001" w:tentative="1">
+      <w:start w:val="1"/>
+      <w:numFmt w:val="bullet"/>
+      <w:lvlText w:val=""/>
+      <w:lvlJc w:val="left"/>
+      <w:pPr>
+        <w:ind w:left="2880" w:hanging="360"/>
+      </w:pPr>
+      <w:rPr>
+        <w:rFonts w:ascii="Symbol" w:hAnsi="Symbol" w:hint="default"/>
+      </w:rPr>
+    </w:lvl>
+    <w:lvl w:ilvl="4" w:tplc="04090003" w:tentative="1">
+      <w:start w:val="1"/>
+      <w:numFmt w:val="bullet"/>
+      <w:lvlText w:val="o"/>
+      <w:lvlJc w:val="left"/>
+      <w:pPr>
+        <w:ind w:left="3600" w:hanging="360"/>
+      </w:pPr>
+      <w:rPr>
+        <w:rFonts w:ascii="Courier New" w:hAnsi="Courier New" w:cs="Courier New" w:hint="default"/>
+      </w:rPr>
+    </w:lvl>
+    <w:lvl w:ilvl="5" w:tplc="04090005" w:tentative="1">
+      <w:start w:val="1"/>
+      <w:numFmt w:val="bullet"/>
+      <w:lvlText w:val=""/>
+      <w:lvlJc w:val="left"/>
+      <w:pPr>
+        <w:ind w:left="4320" w:hanging="360"/>
+      </w:pPr>
+      <w:rPr>
+        <w:rFonts w:ascii="Wingdings" w:hAnsi="Wingdings" w:hint="default"/>
+      </w:rPr>
+    </w:lvl>
+    <w:lvl w:ilvl="6" w:tplc="04090001" w:tentative="1">
+      <w:start w:val="1"/>
+      <w:numFmt w:val="bullet"/>
+      <w:lvlText w:val=""/>
+      <w:lvlJc w:val="left"/>
+      <w:pPr>
+        <w:ind w:left="5040" w:hanging="360"/>
+      </w:pPr>
+      <w:rPr>
+        <w:rFonts w:ascii="Symbol" w:hAnsi="Symbol" w:hint="default"/>
+      </w:rPr>
+    </w:lvl>
+    <w:lvl w:ilvl="7" w:tplc="04090003" w:tentative="1">
+      <w:start w:val="1"/>
+      <w:numFmt w:val="bullet"/>
+      <w:lvlText w:val="o"/>
+      <w:lvlJc w:val="left"/>
+      <w:pPr>
+        <w:ind w:left="5760" w:hanging="360"/>
+      </w:pPr>
+      <w:rPr>
+        <w:rFonts w:ascii="Courier New" w:hAnsi="Courier New" w:cs="Courier New" w:hint="default"/>
+      </w:rPr>
+    </w:lvl>
+    <w:lvl w:ilvl="8" w:tplc="04090005" w:tentative="1">
+      <w:start w:val="1"/>
+      <w:numFmt w:val="bullet"/>
+      <w:lvlText w:val=""/>
+      <w:lvlJc w:val="left"/>
+      <w:pPr>
+        <w:ind w:left="6480" w:hanging="360"/>
+      </w:pPr>
+      <w:rPr>
+        <w:rFonts w:ascii="Wingdings" w:hAnsi="Wingdings" w:hint="default"/>
+      </w:rPr>
+    </w:lvl>
+  </w:abstractNum>
+  <w:num w:numId="1" w16cid:durableId="248274533">
+    <w:abstractNumId w:val="0"/>
+  </w:num>
+</w:numbering>
 </file>
 
 <file path=word/styles.xml><?xml version="1.0" encoding="utf-8"?>
@@ -1147,6 +2035,25 @@
       <w:spacing w:val="5"/>
     </w:rPr>
   </w:style>
+  <w:style w:type="table" w:styleId="TableGrid">
+    <w:name w:val="Table Grid"/>
+    <w:basedOn w:val="TableNormal"/>
+    <w:uiPriority w:val="39"/>
+    <w:rsid w:val="00EE29DE"/>
+    <w:pPr>
+      <w:spacing w:after="0" w:line="240" w:lineRule="auto"/>
+    </w:pPr>
+    <w:tblPr>
+      <w:tblBorders>
+        <w:top w:val="single" w:sz="4" w:space="0" w:color="auto"/>
+        <w:left w:val="single" w:sz="4" w:space="0" w:color="auto"/>
+        <w:bottom w:val="single" w:sz="4" w:space="0" w:color="auto"/>
+        <w:right w:val="single" w:sz="4" w:space="0" w:color="auto"/>
+        <w:insideH w:val="single" w:sz="4" w:space="0" w:color="auto"/>
+        <w:insideV w:val="single" w:sz="4" w:space="0" w:color="auto"/>
+      </w:tblBorders>
+    </w:tblPr>
+  </w:style>
 </w:styles>
 </file>
 

--- a/Step 2/Part A/step2.docx
+++ b/Step 2/Part A/step2.docx
@@ -70,37 +70,27 @@
           <w:i/>
           <w:iCs/>
         </w:rPr>
-        <w:t xml:space="preserve">Canis lupus </w:t>
-      </w:r>
-      <w:proofErr w:type="spellStart"/>
+        <w:t>Canis lupus familiaris</w:t>
+      </w:r>
+      <w:r>
+        <w:rPr>
+          <w:rFonts w:ascii="Times New Roman" w:hAnsi="Times New Roman" w:cs="Times New Roman"/>
+        </w:rPr>
+        <w:t>), from the NCBI Gene database. For each species, the RefSeq mRNA entry (NM_ accession) was selected, and the corresponding CDS sequences were downloaded in FASTA format. These sequences represent complete, functional GULO genes and serve as references for comparative analysis. For the human pseudogene (</w:t>
+      </w:r>
       <w:r>
         <w:rPr>
           <w:rFonts w:ascii="Times New Roman" w:hAnsi="Times New Roman" w:cs="Times New Roman"/>
           <w:i/>
           <w:iCs/>
         </w:rPr>
-        <w:t>familiaris</w:t>
-      </w:r>
-      <w:proofErr w:type="spellEnd"/>
-      <w:r>
-        <w:rPr>
-          <w:rFonts w:ascii="Times New Roman" w:hAnsi="Times New Roman" w:cs="Times New Roman"/>
-        </w:rPr>
-        <w:t xml:space="preserve">), from the NCBI Gene database. For each species, the </w:t>
-      </w:r>
-      <w:proofErr w:type="spellStart"/>
-      <w:r>
-        <w:rPr>
-          <w:rFonts w:ascii="Times New Roman" w:hAnsi="Times New Roman" w:cs="Times New Roman"/>
-        </w:rPr>
-        <w:t>RefSeq</w:t>
-      </w:r>
-      <w:proofErr w:type="spellEnd"/>
-      <w:r>
-        <w:rPr>
-          <w:rFonts w:ascii="Times New Roman" w:hAnsi="Times New Roman" w:cs="Times New Roman"/>
-        </w:rPr>
-        <w:t xml:space="preserve"> mRNA entry (NM_ accession) was selected, and the corresponding CDS sequences were downloaded in FASTA format. These sequences represent complete, functional GULO genes and serve as references for comparative analysis. For the human pseudogene (</w:t>
+        <w:t>Homo sapiens</w:t>
+      </w:r>
+      <w:r>
+        <w:rPr>
+          <w:rFonts w:ascii="Times New Roman" w:hAnsi="Times New Roman" w:cs="Times New Roman"/>
+        </w:rPr>
+        <w:t>), no functional CDS or protein sequence is available due to gene inactivation. Instead, the full spliced pseudogene transcript was obtained from the Ensembl genome browser (ENSG00000234770, transcript ENST00000454030), annotated as a unitary pseudogene on chromosome 8. Attempts to retrieve pseudogene sequences for chimpanzee (</w:t>
       </w:r>
       <w:r>
         <w:rPr>
@@ -108,27 +98,13 @@
           <w:i/>
           <w:iCs/>
         </w:rPr>
-        <w:t>Homo sapiens</w:t>
-      </w:r>
-      <w:r>
-        <w:rPr>
-          <w:rFonts w:ascii="Times New Roman" w:hAnsi="Times New Roman" w:cs="Times New Roman"/>
-        </w:rPr>
-        <w:t xml:space="preserve">), no functional CDS or protein sequence is available due to gene inactivation. Instead, the full spliced pseudogene transcript was obtained from the </w:t>
-      </w:r>
-      <w:proofErr w:type="spellStart"/>
-      <w:r>
-        <w:rPr>
-          <w:rFonts w:ascii="Times New Roman" w:hAnsi="Times New Roman" w:cs="Times New Roman"/>
-        </w:rPr>
-        <w:t>Ensembl</w:t>
-      </w:r>
-      <w:proofErr w:type="spellEnd"/>
-      <w:r>
-        <w:rPr>
-          <w:rFonts w:ascii="Times New Roman" w:hAnsi="Times New Roman" w:cs="Times New Roman"/>
-        </w:rPr>
-        <w:t xml:space="preserve"> genome browser (ENSG00000234770, transcript ENST00000454030), annotated as a unitary pseudogene on chromosome 8. Attempts to retrieve pseudogene sequences for chimpanzee (</w:t>
+        <w:t>Pan troglodytes</w:t>
+      </w:r>
+      <w:r>
+        <w:rPr>
+          <w:rFonts w:ascii="Times New Roman" w:hAnsi="Times New Roman" w:cs="Times New Roman"/>
+        </w:rPr>
+        <w:t>), gorilla (</w:t>
       </w:r>
       <w:r>
         <w:rPr>
@@ -136,13 +112,13 @@
           <w:i/>
           <w:iCs/>
         </w:rPr>
-        <w:t>Pan troglodytes</w:t>
-      </w:r>
-      <w:r>
-        <w:rPr>
-          <w:rFonts w:ascii="Times New Roman" w:hAnsi="Times New Roman" w:cs="Times New Roman"/>
-        </w:rPr>
-        <w:t>), gorilla (</w:t>
+        <w:t>Gorilla gorilla</w:t>
+      </w:r>
+      <w:r>
+        <w:rPr>
+          <w:rFonts w:ascii="Times New Roman" w:hAnsi="Times New Roman" w:cs="Times New Roman"/>
+        </w:rPr>
+        <w:t>), rhesus macaque (</w:t>
       </w:r>
       <w:r>
         <w:rPr>
@@ -150,13 +126,13 @@
           <w:i/>
           <w:iCs/>
         </w:rPr>
-        <w:t>Gorilla gorilla</w:t>
-      </w:r>
-      <w:r>
-        <w:rPr>
-          <w:rFonts w:ascii="Times New Roman" w:hAnsi="Times New Roman" w:cs="Times New Roman"/>
-        </w:rPr>
-        <w:t>), rhesus macaque (</w:t>
+        <w:t>Macaca mulatta</w:t>
+      </w:r>
+      <w:r>
+        <w:rPr>
+          <w:rFonts w:ascii="Times New Roman" w:hAnsi="Times New Roman" w:cs="Times New Roman"/>
+        </w:rPr>
+        <w:t>), and guinea pig (</w:t>
       </w:r>
       <w:r>
         <w:rPr>
@@ -164,41 +140,13 @@
           <w:i/>
           <w:iCs/>
         </w:rPr>
-        <w:t>Macaca mulatta</w:t>
-      </w:r>
-      <w:r>
-        <w:rPr>
-          <w:rFonts w:ascii="Times New Roman" w:hAnsi="Times New Roman" w:cs="Times New Roman"/>
-        </w:rPr>
-        <w:t>), and guinea pig (</w:t>
-      </w:r>
-      <w:r>
-        <w:rPr>
-          <w:rFonts w:ascii="Times New Roman" w:hAnsi="Times New Roman" w:cs="Times New Roman"/>
-          <w:i/>
-          <w:iCs/>
-        </w:rPr>
         <w:t>Cavia porcellus</w:t>
       </w:r>
       <w:r>
         <w:rPr>
           <w:rFonts w:ascii="Times New Roman" w:hAnsi="Times New Roman" w:cs="Times New Roman"/>
         </w:rPr>
-        <w:t xml:space="preserve">) were unsuccessful due to insufficient annotation in both NCBI Gene and </w:t>
-      </w:r>
-      <w:proofErr w:type="spellStart"/>
-      <w:r>
-        <w:rPr>
-          <w:rFonts w:ascii="Times New Roman" w:hAnsi="Times New Roman" w:cs="Times New Roman"/>
-        </w:rPr>
-        <w:t>Ensembl</w:t>
-      </w:r>
-      <w:proofErr w:type="spellEnd"/>
-      <w:r>
-        <w:rPr>
-          <w:rFonts w:ascii="Times New Roman" w:hAnsi="Times New Roman" w:cs="Times New Roman"/>
-        </w:rPr>
-        <w:t xml:space="preserve"> databases. As the human pseudogene robustly represents the primate lineage for alignment purposes, the final dataset comprised four species: rat, mouse, and dog as functional references, and human as the pseudogene subject. All sequences were standardized with simplified FASTA headers and combined into a single file for downstream multiple sequence alignment.</w:t>
+        <w:t>) were unsuccessful due to insufficient annotation in both NCBI Gene and Ensembl databases. As the human pseudogene robustly represents the primate lineage for alignment purposes, the final dataset comprised four species: rat, mouse, and dog as functional references, and human as the pseudogene subject. All sequences were standardized with simplified FASTA headers and combined into a single file for downstream multiple sequence alignment.</w:t>
       </w:r>
     </w:p>
     <w:p>
@@ -249,21 +197,7 @@
         <w:rPr>
           <w:rFonts w:ascii="Times New Roman" w:hAnsi="Times New Roman" w:cs="Times New Roman"/>
         </w:rPr>
-        <w:t xml:space="preserve">Multiple sequence alignment of the four GULO nucleotide sequences was performed using </w:t>
-      </w:r>
-      <w:proofErr w:type="spellStart"/>
-      <w:r>
-        <w:rPr>
-          <w:rFonts w:ascii="Times New Roman" w:hAnsi="Times New Roman" w:cs="Times New Roman"/>
-        </w:rPr>
-        <w:t>Clustal</w:t>
-      </w:r>
-      <w:proofErr w:type="spellEnd"/>
-      <w:r>
-        <w:rPr>
-          <w:rFonts w:ascii="Times New Roman" w:hAnsi="Times New Roman" w:cs="Times New Roman"/>
-        </w:rPr>
-        <w:t xml:space="preserve"> Omega (version 1.2.4, EMBL-EBI web server) with default parameters and DNA sequence type selected. The resulting alignment was examined manually for evidence of pseudogenization in the human sequence, including large deletions, premature stop codons, and truncation relative to functional orthologs. A </w:t>
+        <w:t xml:space="preserve">Multiple sequence alignment of the four GULO nucleotide sequences was performed using Clustal Omega (version 1.2.4, EMBL-EBI web server) with default parameters and DNA sequence type selected. The resulting alignment was examined manually for evidence of pseudogenization in the human sequence, including large deletions, premature stop codons, and truncation relative to functional orthologs. A </w:t>
       </w:r>
       <w:proofErr w:type="gramStart"/>
       <w:r>
@@ -307,28 +241,41 @@
         <w:rPr>
           <w:rFonts w:ascii="Times New Roman" w:hAnsi="Times New Roman" w:cs="Times New Roman"/>
         </w:rPr>
-        <w:t xml:space="preserve">Nucleotide alignment of GULO sequences across four species revealed stark differences between the three functional orthologs (rat, mouse, dog) and the human pseudogene. Pairwise percent identity confirmed strong conservation among functional species (rat-mouse: 88.02%, rat-dog: 86.62%, mouse-dog: 87.30%), while the human pseudogene showed markedly lower identity with all functional orthologs (72.30–73.38%), consistent with accelerated neutral mutation accumulation following gene inactivation. Functional species showed strong conservation throughout the coding sequence, particularly in regions corresponding to the FAD-binding domain, consistent with purifying selection preserving catalytically essential residues. The human pseudogene sequence was dramatically truncated relative to functional orthologs, aligning only to a central portion of the coding sequence with large flanking gaps indicating deletion or severe degradation of the 5' and 3' regions. Within the aligned region, the human sequence contained multiple disruptive mutations relative to the functional consensus, including </w:t>
+        <w:t xml:space="preserve">Nucleotide alignment of GULO sequences across four species revealed stark differences between the three functional orthologs (rat, mouse, dog) and the human pseudogene. Pairwise percent identity confirmed strong conservation among functional species (rat–mouse: 88.02%, rat–dog: 86.62%, mouse–dog: 87.30%), while the human pseudogene showed markedly lower identity with all functional orthologs (72.30–73.38%), consistent with accelerated neutral mutation accumulation following gene inactivation. Functional species showed strong conservation throughout the coding sequence. The human pseudogene sequence was very truncated relative to functional orthologs: approximately 388 gap positions spanning blocks 1–7 of the alignment </w:t>
+      </w:r>
+      <w:proofErr w:type="gramStart"/>
+      <w:r>
+        <w:rPr>
+          <w:rFonts w:ascii="Times New Roman" w:hAnsi="Times New Roman" w:cs="Times New Roman"/>
+        </w:rPr>
+        <w:t>indicate</w:t>
+      </w:r>
+      <w:proofErr w:type="gramEnd"/>
+      <w:r>
+        <w:rPr>
+          <w:rFonts w:ascii="Times New Roman" w:hAnsi="Times New Roman" w:cs="Times New Roman"/>
+        </w:rPr>
+        <w:t xml:space="preserve"> near-complete absence of the N-terminal and mid coding region, and a further internal deletion of approximately 187 positions disrupts a contiguous stretch following the first human-aligned block ("CCTGTCCAG"). Within the aligned region, the human sequence contains a TGA codon at a position where rat and mouse carry the canonical TAA stop, consistent with a </w:t>
       </w:r>
       <w:r>
         <w:rPr>
           <w:rFonts w:ascii="Times New Roman" w:hAnsi="Times New Roman" w:cs="Times New Roman"/>
         </w:rPr>
         <w:lastRenderedPageBreak/>
-        <w:t>a terminal TGA stop codon, an internal two-nucleotide gap causing a frameshift, and extensive sequence divergence across multiple blocks. These findings are consistent with the known status of human GULO as a unitary pseudogene, inactivated by accumulated mutations that prevent production of a functional L-</w:t>
-      </w:r>
-      <w:proofErr w:type="spellStart"/>
-      <w:r>
-        <w:rPr>
-          <w:rFonts w:ascii="Times New Roman" w:hAnsi="Times New Roman" w:cs="Times New Roman"/>
-        </w:rPr>
-        <w:t>gulonolactone</w:t>
-      </w:r>
-      <w:proofErr w:type="spellEnd"/>
-      <w:r>
-        <w:rPr>
-          <w:rFonts w:ascii="Times New Roman" w:hAnsi="Times New Roman" w:cs="Times New Roman"/>
-        </w:rPr>
-        <w:t xml:space="preserve"> oxidase protein.</w:t>
+        <w:t xml:space="preserve">substitution introducing an earlier termination signal; it should be noted, however, that dog shares this TGA, suggesting the substitution may predate pseudogenization or reflect a lineage-specific variant rather than a uniquely human inactivating event. The apparent 3′ truncation of the human sequence is similarly shared with dog and likely reflects a CDS/UTR boundary difference rather than pseudogenization-specific decay. Taken together, the scale of the 5′ deletion and internal deletion are the strongest alignment-level evidence of pseudogenization visible in this dataset. It should be noted that the human sequence used represents a spliced pseudogene transcript rather than a protein-coding CDS, which may account for some alignment gaps; however, the overall pattern of massive truncation is consistent with established literature on GULO pseudogenization in primates. </w:t>
+      </w:r>
+    </w:p>
+    <w:p>
+      <w:pPr>
+        <w:rPr>
+          <w:rFonts w:ascii="Times New Roman" w:hAnsi="Times New Roman" w:cs="Times New Roman"/>
+        </w:rPr>
+      </w:pPr>
+      <w:r>
+        <w:rPr>
+          <w:rFonts w:ascii="Times New Roman" w:hAnsi="Times New Roman" w:cs="Times New Roman"/>
+        </w:rPr>
+        <w:t>The table below summarizes the key disruptive mutations identified in the human pseudogene relative to functional orthologs:</w:t>
       </w:r>
     </w:p>
     <w:tbl>
@@ -338,22 +285,24 @@
         <w:tblLook w:val="04A0" w:firstRow="1" w:lastRow="0" w:firstColumn="1" w:lastColumn="0" w:noHBand="0" w:noVBand="1"/>
       </w:tblPr>
       <w:tblGrid>
-        <w:gridCol w:w="1870"/>
-        <w:gridCol w:w="1870"/>
-        <w:gridCol w:w="1870"/>
-        <w:gridCol w:w="1870"/>
-        <w:gridCol w:w="1870"/>
+        <w:gridCol w:w="1822"/>
+        <w:gridCol w:w="2026"/>
+        <w:gridCol w:w="1859"/>
+        <w:gridCol w:w="1818"/>
+        <w:gridCol w:w="1825"/>
       </w:tblGrid>
       <w:tr>
         <w:tc>
           <w:tcPr>
-            <w:tcW w:w="1870" w:type="dxa"/>
-            <w:vAlign w:val="center"/>
-          </w:tcPr>
-          <w:p>
-            <w:pPr>
-              <w:rPr>
-                <w:rFonts w:ascii="Times New Roman" w:hAnsi="Times New Roman" w:cs="Times New Roman"/>
+            <w:tcW w:w="1822" w:type="dxa"/>
+            <w:vAlign w:val="center"/>
+          </w:tcPr>
+          <w:p>
+            <w:pPr>
+              <w:rPr>
+                <w:rFonts w:ascii="Times New Roman" w:hAnsi="Times New Roman" w:cs="Times New Roman"/>
+                <w:sz w:val="22"/>
+                <w:szCs w:val="22"/>
               </w:rPr>
             </w:pPr>
             <w:r>
@@ -361,6 +310,8 @@
                 <w:rFonts w:ascii="Times New Roman" w:hAnsi="Times New Roman" w:cs="Times New Roman"/>
                 <w:b/>
                 <w:bCs/>
+                <w:sz w:val="22"/>
+                <w:szCs w:val="22"/>
               </w:rPr>
               <w:t>Mutation Type</w:t>
             </w:r>
@@ -368,13 +319,15 @@
         </w:tc>
         <w:tc>
           <w:tcPr>
-            <w:tcW w:w="1870" w:type="dxa"/>
-            <w:vAlign w:val="center"/>
-          </w:tcPr>
-          <w:p>
-            <w:pPr>
-              <w:rPr>
-                <w:rFonts w:ascii="Times New Roman" w:hAnsi="Times New Roman" w:cs="Times New Roman"/>
+            <w:tcW w:w="2026" w:type="dxa"/>
+            <w:vAlign w:val="center"/>
+          </w:tcPr>
+          <w:p>
+            <w:pPr>
+              <w:rPr>
+                <w:rFonts w:ascii="Times New Roman" w:hAnsi="Times New Roman" w:cs="Times New Roman"/>
+                <w:sz w:val="22"/>
+                <w:szCs w:val="22"/>
               </w:rPr>
             </w:pPr>
             <w:r>
@@ -382,6 +335,8 @@
                 <w:rFonts w:ascii="Times New Roman" w:hAnsi="Times New Roman" w:cs="Times New Roman"/>
                 <w:b/>
                 <w:bCs/>
+                <w:sz w:val="22"/>
+                <w:szCs w:val="22"/>
               </w:rPr>
               <w:t>Location in Alignment</w:t>
             </w:r>
@@ -389,13 +344,15 @@
         </w:tc>
         <w:tc>
           <w:tcPr>
-            <w:tcW w:w="1870" w:type="dxa"/>
-            <w:vAlign w:val="center"/>
-          </w:tcPr>
-          <w:p>
-            <w:pPr>
-              <w:rPr>
-                <w:rFonts w:ascii="Times New Roman" w:hAnsi="Times New Roman" w:cs="Times New Roman"/>
+            <w:tcW w:w="1859" w:type="dxa"/>
+            <w:vAlign w:val="center"/>
+          </w:tcPr>
+          <w:p>
+            <w:pPr>
+              <w:rPr>
+                <w:rFonts w:ascii="Times New Roman" w:hAnsi="Times New Roman" w:cs="Times New Roman"/>
+                <w:sz w:val="22"/>
+                <w:szCs w:val="22"/>
               </w:rPr>
             </w:pPr>
             <w:r>
@@ -403,6 +360,8 @@
                 <w:rFonts w:ascii="Times New Roman" w:hAnsi="Times New Roman" w:cs="Times New Roman"/>
                 <w:b/>
                 <w:bCs/>
+                <w:sz w:val="22"/>
+                <w:szCs w:val="22"/>
               </w:rPr>
               <w:t>Functional Consensus</w:t>
             </w:r>
@@ -410,13 +369,15 @@
         </w:tc>
         <w:tc>
           <w:tcPr>
-            <w:tcW w:w="1870" w:type="dxa"/>
-            <w:vAlign w:val="center"/>
-          </w:tcPr>
-          <w:p>
-            <w:pPr>
-              <w:rPr>
-                <w:rFonts w:ascii="Times New Roman" w:hAnsi="Times New Roman" w:cs="Times New Roman"/>
+            <w:tcW w:w="1818" w:type="dxa"/>
+            <w:vAlign w:val="center"/>
+          </w:tcPr>
+          <w:p>
+            <w:pPr>
+              <w:rPr>
+                <w:rFonts w:ascii="Times New Roman" w:hAnsi="Times New Roman" w:cs="Times New Roman"/>
+                <w:sz w:val="22"/>
+                <w:szCs w:val="22"/>
               </w:rPr>
             </w:pPr>
             <w:r>
@@ -424,6 +385,8 @@
                 <w:rFonts w:ascii="Times New Roman" w:hAnsi="Times New Roman" w:cs="Times New Roman"/>
                 <w:b/>
                 <w:bCs/>
+                <w:sz w:val="22"/>
+                <w:szCs w:val="22"/>
               </w:rPr>
               <w:t>Human Sequence</w:t>
             </w:r>
@@ -431,13 +394,15 @@
         </w:tc>
         <w:tc>
           <w:tcPr>
-            <w:tcW w:w="1870" w:type="dxa"/>
-            <w:vAlign w:val="center"/>
-          </w:tcPr>
-          <w:p>
-            <w:pPr>
-              <w:rPr>
-                <w:rFonts w:ascii="Times New Roman" w:hAnsi="Times New Roman" w:cs="Times New Roman"/>
+            <w:tcW w:w="1825" w:type="dxa"/>
+            <w:vAlign w:val="center"/>
+          </w:tcPr>
+          <w:p>
+            <w:pPr>
+              <w:rPr>
+                <w:rFonts w:ascii="Times New Roman" w:hAnsi="Times New Roman" w:cs="Times New Roman"/>
+                <w:sz w:val="22"/>
+                <w:szCs w:val="22"/>
               </w:rPr>
             </w:pPr>
             <w:r>
@@ -445,6 +410,8 @@
                 <w:rFonts w:ascii="Times New Roman" w:hAnsi="Times New Roman" w:cs="Times New Roman"/>
                 <w:b/>
                 <w:bCs/>
+                <w:sz w:val="22"/>
+                <w:szCs w:val="22"/>
               </w:rPr>
               <w:t>Predicted Effect</w:t>
             </w:r>
@@ -454,96 +421,116 @@
       <w:tr>
         <w:tc>
           <w:tcPr>
-            <w:tcW w:w="1870" w:type="dxa"/>
-            <w:vAlign w:val="center"/>
-          </w:tcPr>
-          <w:p>
-            <w:pPr>
-              <w:rPr>
-                <w:rFonts w:ascii="Times New Roman" w:hAnsi="Times New Roman" w:cs="Times New Roman"/>
-              </w:rPr>
-            </w:pPr>
-            <w:r>
-              <w:rPr>
-                <w:rFonts w:ascii="Times New Roman" w:hAnsi="Times New Roman" w:cs="Times New Roman"/>
-              </w:rPr>
-              <w:t>Large 5' deletion</w:t>
-            </w:r>
-          </w:p>
-        </w:tc>
-        <w:tc>
-          <w:tcPr>
-            <w:tcW w:w="1870" w:type="dxa"/>
-            <w:vAlign w:val="center"/>
-          </w:tcPr>
-          <w:p>
-            <w:pPr>
-              <w:rPr>
-                <w:rFonts w:ascii="Times New Roman" w:hAnsi="Times New Roman" w:cs="Times New Roman"/>
-              </w:rPr>
-            </w:pPr>
-            <w:r>
-              <w:rPr>
-                <w:rFonts w:ascii="Times New Roman" w:hAnsi="Times New Roman" w:cs="Times New Roman"/>
-              </w:rPr>
-              <w:t>Start of alignment</w:t>
-            </w:r>
-          </w:p>
-        </w:tc>
-        <w:tc>
-          <w:tcPr>
-            <w:tcW w:w="1870" w:type="dxa"/>
-            <w:vAlign w:val="center"/>
-          </w:tcPr>
-          <w:p>
-            <w:pPr>
-              <w:rPr>
-                <w:rFonts w:ascii="Times New Roman" w:hAnsi="Times New Roman" w:cs="Times New Roman"/>
-              </w:rPr>
-            </w:pPr>
-            <w:r>
-              <w:rPr>
-                <w:rFonts w:ascii="Times New Roman" w:hAnsi="Times New Roman" w:cs="Times New Roman"/>
-              </w:rPr>
-              <w:t>Full CDS (rat/mouse/dog)</w:t>
-            </w:r>
-          </w:p>
-        </w:tc>
-        <w:tc>
-          <w:tcPr>
-            <w:tcW w:w="1870" w:type="dxa"/>
-            <w:vAlign w:val="center"/>
-          </w:tcPr>
-          <w:p>
-            <w:pPr>
-              <w:rPr>
-                <w:rFonts w:ascii="Times New Roman" w:hAnsi="Times New Roman" w:cs="Times New Roman"/>
-              </w:rPr>
-            </w:pPr>
-            <w:r>
-              <w:rPr>
-                <w:rFonts w:ascii="Times New Roman" w:hAnsi="Times New Roman" w:cs="Times New Roman"/>
-              </w:rPr>
-              <w:t>28 gap columns</w:t>
-            </w:r>
-          </w:p>
-        </w:tc>
-        <w:tc>
-          <w:tcPr>
-            <w:tcW w:w="1870" w:type="dxa"/>
-            <w:vAlign w:val="center"/>
-          </w:tcPr>
-          <w:p>
-            <w:pPr>
-              <w:rPr>
-                <w:rFonts w:ascii="Times New Roman" w:hAnsi="Times New Roman" w:cs="Times New Roman"/>
-              </w:rPr>
-            </w:pPr>
-            <w:r>
-              <w:rPr>
-                <w:rFonts w:ascii="Times New Roman" w:hAnsi="Times New Roman" w:cs="Times New Roman"/>
-              </w:rPr>
-              <w:t>Major N-terminal coding region absent</w:t>
+            <w:tcW w:w="1822" w:type="dxa"/>
+            <w:vAlign w:val="center"/>
+          </w:tcPr>
+          <w:p>
+            <w:pPr>
+              <w:rPr>
+                <w:rFonts w:ascii="Times New Roman" w:hAnsi="Times New Roman" w:cs="Times New Roman"/>
+                <w:sz w:val="22"/>
+                <w:szCs w:val="22"/>
+              </w:rPr>
+            </w:pPr>
+            <w:r>
+              <w:rPr>
+                <w:rFonts w:ascii="Times New Roman" w:hAnsi="Times New Roman" w:cs="Times New Roman"/>
+                <w:sz w:val="22"/>
+                <w:szCs w:val="22"/>
+              </w:rPr>
+              <w:t>Large 5′ deletion</w:t>
+            </w:r>
+          </w:p>
+        </w:tc>
+        <w:tc>
+          <w:tcPr>
+            <w:tcW w:w="2026" w:type="dxa"/>
+            <w:vAlign w:val="center"/>
+          </w:tcPr>
+          <w:p>
+            <w:pPr>
+              <w:rPr>
+                <w:rFonts w:ascii="Times New Roman" w:hAnsi="Times New Roman" w:cs="Times New Roman"/>
+                <w:sz w:val="22"/>
+                <w:szCs w:val="22"/>
+              </w:rPr>
+            </w:pPr>
+            <w:r>
+              <w:rPr>
+                <w:rFonts w:ascii="Times New Roman" w:hAnsi="Times New Roman" w:cs="Times New Roman"/>
+                <w:sz w:val="22"/>
+                <w:szCs w:val="22"/>
+              </w:rPr>
+              <w:t>Blocks 1–7 of alignment</w:t>
+            </w:r>
+          </w:p>
+        </w:tc>
+        <w:tc>
+          <w:tcPr>
+            <w:tcW w:w="1859" w:type="dxa"/>
+            <w:vAlign w:val="center"/>
+          </w:tcPr>
+          <w:p>
+            <w:pPr>
+              <w:rPr>
+                <w:rFonts w:ascii="Times New Roman" w:hAnsi="Times New Roman" w:cs="Times New Roman"/>
+                <w:sz w:val="22"/>
+                <w:szCs w:val="22"/>
+              </w:rPr>
+            </w:pPr>
+            <w:r>
+              <w:rPr>
+                <w:rFonts w:ascii="Times New Roman" w:hAnsi="Times New Roman" w:cs="Times New Roman"/>
+                <w:sz w:val="22"/>
+                <w:szCs w:val="22"/>
+              </w:rPr>
+              <w:t>Full CDS present (rat/mouse/dog)</w:t>
+            </w:r>
+          </w:p>
+        </w:tc>
+        <w:tc>
+          <w:tcPr>
+            <w:tcW w:w="1818" w:type="dxa"/>
+            <w:vAlign w:val="center"/>
+          </w:tcPr>
+          <w:p>
+            <w:pPr>
+              <w:rPr>
+                <w:rFonts w:ascii="Times New Roman" w:hAnsi="Times New Roman" w:cs="Times New Roman"/>
+                <w:sz w:val="22"/>
+                <w:szCs w:val="22"/>
+              </w:rPr>
+            </w:pPr>
+            <w:r>
+              <w:rPr>
+                <w:rFonts w:ascii="Times New Roman" w:hAnsi="Times New Roman" w:cs="Times New Roman"/>
+                <w:sz w:val="22"/>
+                <w:szCs w:val="22"/>
+              </w:rPr>
+              <w:t>~388 gap positions</w:t>
+            </w:r>
+          </w:p>
+        </w:tc>
+        <w:tc>
+          <w:tcPr>
+            <w:tcW w:w="1825" w:type="dxa"/>
+            <w:vAlign w:val="center"/>
+          </w:tcPr>
+          <w:p>
+            <w:pPr>
+              <w:rPr>
+                <w:rFonts w:ascii="Times New Roman" w:hAnsi="Times New Roman" w:cs="Times New Roman"/>
+                <w:sz w:val="22"/>
+                <w:szCs w:val="22"/>
+              </w:rPr>
+            </w:pPr>
+            <w:r>
+              <w:rPr>
+                <w:rFonts w:ascii="Times New Roman" w:hAnsi="Times New Roman" w:cs="Times New Roman"/>
+                <w:sz w:val="22"/>
+                <w:szCs w:val="22"/>
+              </w:rPr>
+              <w:t>Entire N-terminal and mid coding region absent</w:t>
             </w:r>
           </w:p>
         </w:tc>
@@ -551,18 +538,22 @@
       <w:tr>
         <w:tc>
           <w:tcPr>
-            <w:tcW w:w="1870" w:type="dxa"/>
-            <w:vAlign w:val="center"/>
-          </w:tcPr>
-          <w:p>
-            <w:pPr>
-              <w:rPr>
-                <w:rFonts w:ascii="Times New Roman" w:hAnsi="Times New Roman" w:cs="Times New Roman"/>
-              </w:rPr>
-            </w:pPr>
-            <w:r>
-              <w:rPr>
-                <w:rFonts w:ascii="Times New Roman" w:hAnsi="Times New Roman" w:cs="Times New Roman"/>
+            <w:tcW w:w="1822" w:type="dxa"/>
+            <w:vAlign w:val="center"/>
+          </w:tcPr>
+          <w:p>
+            <w:pPr>
+              <w:rPr>
+                <w:rFonts w:ascii="Times New Roman" w:hAnsi="Times New Roman" w:cs="Times New Roman"/>
+                <w:sz w:val="22"/>
+                <w:szCs w:val="22"/>
+              </w:rPr>
+            </w:pPr>
+            <w:r>
+              <w:rPr>
+                <w:rFonts w:ascii="Times New Roman" w:hAnsi="Times New Roman" w:cs="Times New Roman"/>
+                <w:sz w:val="22"/>
+                <w:szCs w:val="22"/>
               </w:rPr>
               <w:t>Large internal deletion</w:t>
             </w:r>
@@ -570,91 +561,119 @@
         </w:tc>
         <w:tc>
           <w:tcPr>
-            <w:tcW w:w="1870" w:type="dxa"/>
-            <w:vAlign w:val="center"/>
-          </w:tcPr>
-          <w:p>
-            <w:pPr>
-              <w:rPr>
-                <w:rFonts w:ascii="Times New Roman" w:hAnsi="Times New Roman" w:cs="Times New Roman"/>
-              </w:rPr>
-            </w:pPr>
-            <w:r>
-              <w:rPr>
-                <w:rFonts w:ascii="Times New Roman" w:hAnsi="Times New Roman" w:cs="Times New Roman"/>
-              </w:rPr>
-              <w:t>Middle of alignment</w:t>
-            </w:r>
-          </w:p>
-        </w:tc>
-        <w:tc>
-          <w:tcPr>
-            <w:tcW w:w="1870" w:type="dxa"/>
-            <w:vAlign w:val="center"/>
-          </w:tcPr>
-          <w:p>
-            <w:pPr>
-              <w:rPr>
-                <w:rFonts w:ascii="Times New Roman" w:hAnsi="Times New Roman" w:cs="Times New Roman"/>
-              </w:rPr>
-            </w:pPr>
-            <w:r>
-              <w:rPr>
-                <w:rFonts w:ascii="Times New Roman" w:hAnsi="Times New Roman" w:cs="Times New Roman"/>
-              </w:rPr>
-              <w:t xml:space="preserve">~60 </w:t>
-            </w:r>
-            <w:proofErr w:type="spellStart"/>
-            <w:r>
-              <w:rPr>
-                <w:rFonts w:ascii="Times New Roman" w:hAnsi="Times New Roman" w:cs="Times New Roman"/>
+            <w:tcW w:w="2026" w:type="dxa"/>
+            <w:vAlign w:val="center"/>
+          </w:tcPr>
+          <w:p>
+            <w:pPr>
+              <w:rPr>
+                <w:rFonts w:ascii="Times New Roman" w:hAnsi="Times New Roman" w:cs="Times New Roman"/>
+                <w:sz w:val="22"/>
+                <w:szCs w:val="22"/>
+              </w:rPr>
+            </w:pPr>
+            <w:r>
+              <w:rPr>
+                <w:rFonts w:ascii="Times New Roman" w:hAnsi="Times New Roman" w:cs="Times New Roman"/>
+                <w:sz w:val="22"/>
+                <w:szCs w:val="22"/>
+              </w:rPr>
+              <w:t>After first human-aligned block ("CCTGTCCAG")</w:t>
+            </w:r>
+          </w:p>
+        </w:tc>
+        <w:tc>
+          <w:tcPr>
+            <w:tcW w:w="1859" w:type="dxa"/>
+            <w:vAlign w:val="center"/>
+          </w:tcPr>
+          <w:p>
+            <w:pPr>
+              <w:rPr>
+                <w:rFonts w:ascii="Times New Roman" w:hAnsi="Times New Roman" w:cs="Times New Roman"/>
+                <w:sz w:val="22"/>
+                <w:szCs w:val="22"/>
+              </w:rPr>
+            </w:pPr>
+            <w:r>
+              <w:rPr>
+                <w:rFonts w:ascii="Times New Roman" w:hAnsi="Times New Roman" w:cs="Times New Roman"/>
+                <w:sz w:val="22"/>
+                <w:szCs w:val="22"/>
+              </w:rPr>
+              <w:t xml:space="preserve">~187 </w:t>
+            </w:r>
+            <w:proofErr w:type="gramStart"/>
+            <w:r>
+              <w:rPr>
+                <w:rFonts w:ascii="Times New Roman" w:hAnsi="Times New Roman" w:cs="Times New Roman"/>
+                <w:sz w:val="22"/>
+                <w:szCs w:val="22"/>
               </w:rPr>
               <w:t>nt</w:t>
             </w:r>
-            <w:proofErr w:type="spellEnd"/>
-            <w:r>
-              <w:rPr>
-                <w:rFonts w:ascii="Times New Roman" w:hAnsi="Times New Roman" w:cs="Times New Roman"/>
-              </w:rPr>
-              <w:t xml:space="preserve"> coding sequence</w:t>
-            </w:r>
-          </w:p>
-        </w:tc>
-        <w:tc>
-          <w:tcPr>
-            <w:tcW w:w="1870" w:type="dxa"/>
-            <w:vAlign w:val="center"/>
-          </w:tcPr>
-          <w:p>
-            <w:pPr>
-              <w:rPr>
-                <w:rFonts w:ascii="Times New Roman" w:hAnsi="Times New Roman" w:cs="Times New Roman"/>
-              </w:rPr>
-            </w:pPr>
-            <w:r>
-              <w:rPr>
-                <w:rFonts w:ascii="Times New Roman" w:hAnsi="Times New Roman" w:cs="Times New Roman"/>
-              </w:rPr>
-              <w:t>All gaps</w:t>
-            </w:r>
-          </w:p>
-        </w:tc>
-        <w:tc>
-          <w:tcPr>
-            <w:tcW w:w="1870" w:type="dxa"/>
-            <w:vAlign w:val="center"/>
-          </w:tcPr>
-          <w:p>
-            <w:pPr>
-              <w:rPr>
-                <w:rFonts w:ascii="Times New Roman" w:hAnsi="Times New Roman" w:cs="Times New Roman"/>
-              </w:rPr>
-            </w:pPr>
-            <w:r>
-              <w:rPr>
-                <w:rFonts w:ascii="Times New Roman" w:hAnsi="Times New Roman" w:cs="Times New Roman"/>
-              </w:rPr>
-              <w:t>Loss of internal coding region</w:t>
+            <w:proofErr w:type="gramEnd"/>
+            <w:r>
+              <w:rPr>
+                <w:rFonts w:ascii="Times New Roman" w:hAnsi="Times New Roman" w:cs="Times New Roman"/>
+                <w:sz w:val="22"/>
+                <w:szCs w:val="22"/>
+              </w:rPr>
+              <w:t xml:space="preserve"> coding sequence present</w:t>
+            </w:r>
+          </w:p>
+        </w:tc>
+        <w:tc>
+          <w:tcPr>
+            <w:tcW w:w="1818" w:type="dxa"/>
+            <w:vAlign w:val="center"/>
+          </w:tcPr>
+          <w:p>
+            <w:pPr>
+              <w:rPr>
+                <w:rFonts w:ascii="Times New Roman" w:hAnsi="Times New Roman" w:cs="Times New Roman"/>
+                <w:sz w:val="22"/>
+                <w:szCs w:val="22"/>
+              </w:rPr>
+            </w:pPr>
+            <w:r>
+              <w:rPr>
+                <w:rFonts w:ascii="Times New Roman" w:hAnsi="Times New Roman" w:cs="Times New Roman"/>
+                <w:sz w:val="22"/>
+                <w:szCs w:val="22"/>
+              </w:rPr>
+              <w:t>All gaps (</w:t>
+            </w:r>
+            <w:r>
+              <w:rPr>
+                <w:rFonts w:ascii="Times New Roman" w:hAnsi="Times New Roman" w:cs="Times New Roman"/>
+                <w:sz w:val="22"/>
+                <w:szCs w:val="22"/>
+              </w:rPr>
+              <w:t>~187 positions)</w:t>
+            </w:r>
+          </w:p>
+        </w:tc>
+        <w:tc>
+          <w:tcPr>
+            <w:tcW w:w="1825" w:type="dxa"/>
+            <w:vAlign w:val="center"/>
+          </w:tcPr>
+          <w:p>
+            <w:pPr>
+              <w:rPr>
+                <w:rFonts w:ascii="Times New Roman" w:hAnsi="Times New Roman" w:cs="Times New Roman"/>
+                <w:sz w:val="22"/>
+                <w:szCs w:val="22"/>
+              </w:rPr>
+            </w:pPr>
+            <w:r>
+              <w:rPr>
+                <w:rFonts w:ascii="Times New Roman" w:hAnsi="Times New Roman" w:cs="Times New Roman"/>
+                <w:sz w:val="22"/>
+                <w:szCs w:val="22"/>
+              </w:rPr>
+              <w:t>Loss of large internal coding region</w:t>
             </w:r>
           </w:p>
         </w:tc>
@@ -662,104 +681,143 @@
       <w:tr>
         <w:tc>
           <w:tcPr>
-            <w:tcW w:w="1870" w:type="dxa"/>
-            <w:vAlign w:val="center"/>
-          </w:tcPr>
-          <w:p>
-            <w:pPr>
-              <w:rPr>
-                <w:rFonts w:ascii="Times New Roman" w:hAnsi="Times New Roman" w:cs="Times New Roman"/>
-              </w:rPr>
-            </w:pPr>
-            <w:r>
-              <w:rPr>
-                <w:rFonts w:ascii="Times New Roman" w:hAnsi="Times New Roman" w:cs="Times New Roman"/>
-              </w:rPr>
-              <w:t>2-nucleotide deletion (frameshift)</w:t>
-            </w:r>
-          </w:p>
-        </w:tc>
-        <w:tc>
-          <w:tcPr>
-            <w:tcW w:w="1870" w:type="dxa"/>
-            <w:vAlign w:val="center"/>
-          </w:tcPr>
-          <w:p>
-            <w:pPr>
-              <w:rPr>
-                <w:rFonts w:ascii="Times New Roman" w:hAnsi="Times New Roman" w:cs="Times New Roman"/>
-              </w:rPr>
-            </w:pPr>
-            <w:r>
-              <w:rPr>
-                <w:rFonts w:ascii="Times New Roman" w:hAnsi="Times New Roman" w:cs="Times New Roman"/>
-              </w:rPr>
-              <w:t>TTCTGA-- region</w:t>
-            </w:r>
-          </w:p>
-        </w:tc>
-        <w:tc>
-          <w:tcPr>
-            <w:tcW w:w="1870" w:type="dxa"/>
-            <w:vAlign w:val="center"/>
-          </w:tcPr>
-          <w:p>
-            <w:pPr>
-              <w:rPr>
-                <w:rFonts w:ascii="Times New Roman" w:hAnsi="Times New Roman" w:cs="Times New Roman"/>
-              </w:rPr>
-            </w:pPr>
-            <w:r>
-              <w:rPr>
-                <w:rFonts w:ascii="Times New Roman" w:hAnsi="Times New Roman" w:cs="Times New Roman"/>
-              </w:rPr>
-              <w:t>TTCTGGATG</w:t>
-            </w:r>
-          </w:p>
-        </w:tc>
-        <w:tc>
-          <w:tcPr>
-            <w:tcW w:w="1870" w:type="dxa"/>
-            <w:vAlign w:val="center"/>
-          </w:tcPr>
-          <w:p>
-            <w:pPr>
-              <w:rPr>
-                <w:rFonts w:ascii="Times New Roman" w:hAnsi="Times New Roman" w:cs="Times New Roman"/>
-              </w:rPr>
-            </w:pPr>
-            <w:r>
-              <w:rPr>
-                <w:rFonts w:ascii="Times New Roman" w:hAnsi="Times New Roman" w:cs="Times New Roman"/>
-              </w:rPr>
-              <w:t>TTCTGA--</w:t>
-            </w:r>
-          </w:p>
-        </w:tc>
-        <w:tc>
-          <w:tcPr>
-            <w:tcW w:w="1870" w:type="dxa"/>
-            <w:vAlign w:val="center"/>
-          </w:tcPr>
-          <w:p>
-            <w:pPr>
-              <w:rPr>
-                <w:rFonts w:ascii="Times New Roman" w:hAnsi="Times New Roman" w:cs="Times New Roman"/>
+            <w:tcW w:w="1822" w:type="dxa"/>
+            <w:vAlign w:val="center"/>
+          </w:tcPr>
+          <w:p>
+            <w:pPr>
+              <w:rPr>
+                <w:rFonts w:ascii="Times New Roman" w:hAnsi="Times New Roman" w:cs="Times New Roman"/>
+                <w:sz w:val="22"/>
+                <w:szCs w:val="22"/>
+              </w:rPr>
+            </w:pPr>
+            <w:r>
+              <w:rPr>
+                <w:rFonts w:ascii="Times New Roman" w:hAnsi="Times New Roman" w:cs="Times New Roman"/>
+                <w:sz w:val="22"/>
+                <w:szCs w:val="22"/>
+              </w:rPr>
+              <w:t>Premature TGA stop codon</w:t>
+            </w:r>
+          </w:p>
+        </w:tc>
+        <w:tc>
+          <w:tcPr>
+            <w:tcW w:w="2026" w:type="dxa"/>
+            <w:vAlign w:val="center"/>
+          </w:tcPr>
+          <w:p>
+            <w:pPr>
+              <w:rPr>
+                <w:rFonts w:ascii="Times New Roman" w:hAnsi="Times New Roman" w:cs="Times New Roman"/>
+                <w:sz w:val="22"/>
+                <w:szCs w:val="22"/>
+              </w:rPr>
+            </w:pPr>
+            <w:r>
+              <w:rPr>
+                <w:rFonts w:ascii="Times New Roman" w:hAnsi="Times New Roman" w:cs="Times New Roman"/>
+                <w:sz w:val="22"/>
+                <w:szCs w:val="22"/>
+              </w:rPr>
+              <w:t>Near end of aligned region</w:t>
+            </w:r>
+          </w:p>
+        </w:tc>
+        <w:tc>
+          <w:tcPr>
+            <w:tcW w:w="1859" w:type="dxa"/>
+            <w:vAlign w:val="center"/>
+          </w:tcPr>
+          <w:p>
+            <w:pPr>
+              <w:rPr>
+                <w:rFonts w:ascii="Times New Roman" w:hAnsi="Times New Roman" w:cs="Times New Roman"/>
+                <w:sz w:val="22"/>
+                <w:szCs w:val="22"/>
+              </w:rPr>
+            </w:pPr>
+            <w:r>
+              <w:rPr>
+                <w:rFonts w:ascii="Times New Roman" w:hAnsi="Times New Roman" w:cs="Times New Roman"/>
+                <w:sz w:val="22"/>
+                <w:szCs w:val="22"/>
+              </w:rPr>
+              <w:t>TAA (rat: CTACTAA, mouse: CTACTAA)</w:t>
+            </w:r>
+          </w:p>
+        </w:tc>
+        <w:tc>
+          <w:tcPr>
+            <w:tcW w:w="1818" w:type="dxa"/>
+            <w:vAlign w:val="center"/>
+          </w:tcPr>
+          <w:p>
+            <w:pPr>
+              <w:rPr>
+                <w:rFonts w:ascii="Times New Roman" w:hAnsi="Times New Roman" w:cs="Times New Roman"/>
+                <w:sz w:val="22"/>
+                <w:szCs w:val="22"/>
+              </w:rPr>
+            </w:pPr>
+            <w:r>
+              <w:rPr>
+                <w:rFonts w:ascii="Times New Roman" w:hAnsi="Times New Roman" w:cs="Times New Roman"/>
+                <w:sz w:val="22"/>
+                <w:szCs w:val="22"/>
+              </w:rPr>
+              <w:t>TGA (CTACTGA)</w:t>
+            </w:r>
+          </w:p>
+          <w:p>
+            <w:pPr>
+              <w:rPr>
+                <w:rFonts w:ascii="Times New Roman" w:hAnsi="Times New Roman" w:cs="Times New Roman"/>
+                <w:sz w:val="22"/>
+                <w:szCs w:val="22"/>
               </w:rPr>
             </w:pPr>
             <w:proofErr w:type="gramStart"/>
             <w:r>
               <w:rPr>
                 <w:rFonts w:ascii="Times New Roman" w:hAnsi="Times New Roman" w:cs="Times New Roman"/>
-              </w:rPr>
-              <w:t>Frameshift;</w:t>
+                <w:sz w:val="22"/>
+                <w:szCs w:val="22"/>
+              </w:rPr>
+              <w:t>dog</w:t>
             </w:r>
             <w:proofErr w:type="gramEnd"/>
             <w:r>
               <w:rPr>
                 <w:rFonts w:ascii="Times New Roman" w:hAnsi="Times New Roman" w:cs="Times New Roman"/>
-              </w:rPr>
-              <w:t xml:space="preserve"> all downstream codons scrambled</w:t>
+                <w:sz w:val="22"/>
+                <w:szCs w:val="22"/>
+              </w:rPr>
+              <w:t xml:space="preserve"> shares this</w:t>
+            </w:r>
+          </w:p>
+        </w:tc>
+        <w:tc>
+          <w:tcPr>
+            <w:tcW w:w="1825" w:type="dxa"/>
+            <w:vAlign w:val="center"/>
+          </w:tcPr>
+          <w:p>
+            <w:pPr>
+              <w:rPr>
+                <w:rFonts w:ascii="Times New Roman" w:hAnsi="Times New Roman" w:cs="Times New Roman"/>
+                <w:sz w:val="22"/>
+                <w:szCs w:val="22"/>
+              </w:rPr>
+            </w:pPr>
+            <w:r>
+              <w:rPr>
+                <w:rFonts w:ascii="Times New Roman" w:hAnsi="Times New Roman" w:cs="Times New Roman"/>
+                <w:sz w:val="22"/>
+                <w:szCs w:val="22"/>
+              </w:rPr>
+              <w:t>Early translation termination (caveat: dog also has TGA here)</w:t>
             </w:r>
           </w:p>
         </w:tc>
@@ -767,218 +825,138 @@
       <w:tr>
         <w:tc>
           <w:tcPr>
-            <w:tcW w:w="1870" w:type="dxa"/>
-            <w:vAlign w:val="center"/>
-          </w:tcPr>
-          <w:p>
-            <w:pPr>
-              <w:rPr>
-                <w:rFonts w:ascii="Times New Roman" w:hAnsi="Times New Roman" w:cs="Times New Roman"/>
-              </w:rPr>
-            </w:pPr>
-            <w:r>
-              <w:rPr>
-                <w:rFonts w:ascii="Times New Roman" w:hAnsi="Times New Roman" w:cs="Times New Roman"/>
-              </w:rPr>
-              <w:t>Premature stop codon</w:t>
-            </w:r>
-          </w:p>
-        </w:tc>
-        <w:tc>
-          <w:tcPr>
-            <w:tcW w:w="1870" w:type="dxa"/>
-            <w:vAlign w:val="center"/>
-          </w:tcPr>
-          <w:p>
-            <w:pPr>
-              <w:rPr>
-                <w:rFonts w:ascii="Times New Roman" w:hAnsi="Times New Roman" w:cs="Times New Roman"/>
-              </w:rPr>
-            </w:pPr>
-            <w:r>
-              <w:rPr>
-                <w:rFonts w:ascii="Times New Roman" w:hAnsi="Times New Roman" w:cs="Times New Roman"/>
-              </w:rPr>
-              <w:t>Near end of sequence</w:t>
-            </w:r>
-          </w:p>
-        </w:tc>
-        <w:tc>
-          <w:tcPr>
-            <w:tcW w:w="1870" w:type="dxa"/>
-            <w:vAlign w:val="center"/>
-          </w:tcPr>
-          <w:p>
-            <w:pPr>
-              <w:rPr>
-                <w:rFonts w:ascii="Times New Roman" w:hAnsi="Times New Roman" w:cs="Times New Roman"/>
-              </w:rPr>
-            </w:pPr>
-            <w:r>
-              <w:rPr>
-                <w:rFonts w:ascii="Times New Roman" w:hAnsi="Times New Roman" w:cs="Times New Roman"/>
-              </w:rPr>
-              <w:t>CTACTAA (normal stop)</w:t>
-            </w:r>
-          </w:p>
-        </w:tc>
-        <w:tc>
-          <w:tcPr>
-            <w:tcW w:w="1870" w:type="dxa"/>
-            <w:vAlign w:val="center"/>
-          </w:tcPr>
-          <w:p>
-            <w:pPr>
-              <w:rPr>
-                <w:rFonts w:ascii="Times New Roman" w:hAnsi="Times New Roman" w:cs="Times New Roman"/>
-              </w:rPr>
-            </w:pPr>
-            <w:r>
-              <w:rPr>
-                <w:rFonts w:ascii="Times New Roman" w:hAnsi="Times New Roman" w:cs="Times New Roman"/>
-              </w:rPr>
-              <w:t>CTACTGA (TGA)</w:t>
-            </w:r>
-          </w:p>
-        </w:tc>
-        <w:tc>
-          <w:tcPr>
-            <w:tcW w:w="1870" w:type="dxa"/>
-            <w:vAlign w:val="center"/>
-          </w:tcPr>
-          <w:p>
-            <w:pPr>
-              <w:rPr>
-                <w:rFonts w:ascii="Times New Roman" w:hAnsi="Times New Roman" w:cs="Times New Roman"/>
-              </w:rPr>
-            </w:pPr>
-            <w:r>
-              <w:rPr>
-                <w:rFonts w:ascii="Times New Roman" w:hAnsi="Times New Roman" w:cs="Times New Roman"/>
-              </w:rPr>
-              <w:t>Early translation termination</w:t>
-            </w:r>
-          </w:p>
-        </w:tc>
-      </w:tr>
-      <w:tr>
-        <w:tc>
-          <w:tcPr>
-            <w:tcW w:w="1870" w:type="dxa"/>
-            <w:vAlign w:val="center"/>
-          </w:tcPr>
-          <w:p>
-            <w:pPr>
-              <w:rPr>
-                <w:rFonts w:ascii="Times New Roman" w:hAnsi="Times New Roman" w:cs="Times New Roman"/>
-              </w:rPr>
-            </w:pPr>
-            <w:r>
-              <w:rPr>
-                <w:rFonts w:ascii="Times New Roman" w:hAnsi="Times New Roman" w:cs="Times New Roman"/>
-              </w:rPr>
-              <w:t>3' truncation</w:t>
-            </w:r>
-          </w:p>
-        </w:tc>
-        <w:tc>
-          <w:tcPr>
-            <w:tcW w:w="1870" w:type="dxa"/>
-            <w:vAlign w:val="center"/>
-          </w:tcPr>
-          <w:p>
-            <w:pPr>
-              <w:rPr>
-                <w:rFonts w:ascii="Times New Roman" w:hAnsi="Times New Roman" w:cs="Times New Roman"/>
-              </w:rPr>
-            </w:pPr>
-            <w:r>
-              <w:rPr>
-                <w:rFonts w:ascii="Times New Roman" w:hAnsi="Times New Roman" w:cs="Times New Roman"/>
-              </w:rPr>
-              <w:t>End of alignment</w:t>
-            </w:r>
-          </w:p>
-        </w:tc>
-        <w:tc>
-          <w:tcPr>
-            <w:tcW w:w="1870" w:type="dxa"/>
-            <w:vAlign w:val="center"/>
-          </w:tcPr>
-          <w:p>
-            <w:pPr>
-              <w:rPr>
-                <w:rFonts w:ascii="Times New Roman" w:hAnsi="Times New Roman" w:cs="Times New Roman"/>
-              </w:rPr>
-            </w:pPr>
-            <w:r>
-              <w:rPr>
-                <w:rFonts w:ascii="Times New Roman" w:hAnsi="Times New Roman" w:cs="Times New Roman"/>
-              </w:rPr>
-              <w:t>Extended 3' region (rat/mouse)</w:t>
-            </w:r>
-          </w:p>
-        </w:tc>
-        <w:tc>
-          <w:tcPr>
-            <w:tcW w:w="1870" w:type="dxa"/>
-            <w:vAlign w:val="center"/>
-          </w:tcPr>
-          <w:p>
-            <w:pPr>
-              <w:rPr>
-                <w:rFonts w:ascii="Times New Roman" w:hAnsi="Times New Roman" w:cs="Times New Roman"/>
-              </w:rPr>
-            </w:pPr>
-            <w:r>
-              <w:rPr>
-                <w:rFonts w:ascii="Times New Roman" w:hAnsi="Times New Roman" w:cs="Times New Roman"/>
-              </w:rPr>
-              <w:t>Sequence ends abruptly</w:t>
-            </w:r>
-          </w:p>
-        </w:tc>
-        <w:tc>
-          <w:tcPr>
-            <w:tcW w:w="1870" w:type="dxa"/>
-            <w:vAlign w:val="center"/>
-          </w:tcPr>
-          <w:p>
-            <w:pPr>
-              <w:rPr>
-                <w:rFonts w:ascii="Times New Roman" w:hAnsi="Times New Roman" w:cs="Times New Roman"/>
-              </w:rPr>
-            </w:pPr>
-            <w:r>
-              <w:rPr>
-                <w:rFonts w:ascii="Times New Roman" w:hAnsi="Times New Roman" w:cs="Times New Roman"/>
-              </w:rPr>
-              <w:t>Incomplete transcript</w:t>
+            <w:tcW w:w="1822" w:type="dxa"/>
+            <w:vAlign w:val="center"/>
+          </w:tcPr>
+          <w:p>
+            <w:pPr>
+              <w:rPr>
+                <w:rFonts w:ascii="Times New Roman" w:hAnsi="Times New Roman" w:cs="Times New Roman"/>
+                <w:sz w:val="22"/>
+                <w:szCs w:val="22"/>
+              </w:rPr>
+            </w:pPr>
+            <w:r>
+              <w:rPr>
+                <w:rFonts w:ascii="Times New Roman" w:hAnsi="Times New Roman" w:cs="Times New Roman"/>
+                <w:sz w:val="22"/>
+                <w:szCs w:val="22"/>
+              </w:rPr>
+              <w:t>3′ truncation</w:t>
+            </w:r>
+          </w:p>
+        </w:tc>
+        <w:tc>
+          <w:tcPr>
+            <w:tcW w:w="2026" w:type="dxa"/>
+            <w:vAlign w:val="center"/>
+          </w:tcPr>
+          <w:p>
+            <w:pPr>
+              <w:rPr>
+                <w:rFonts w:ascii="Times New Roman" w:hAnsi="Times New Roman" w:cs="Times New Roman"/>
+                <w:sz w:val="22"/>
+                <w:szCs w:val="22"/>
+              </w:rPr>
+            </w:pPr>
+            <w:r>
+              <w:rPr>
+                <w:rFonts w:ascii="Times New Roman" w:hAnsi="Times New Roman" w:cs="Times New Roman"/>
+                <w:sz w:val="22"/>
+                <w:szCs w:val="22"/>
+              </w:rPr>
+              <w:t>After TGA stop</w:t>
+            </w:r>
+          </w:p>
+        </w:tc>
+        <w:tc>
+          <w:tcPr>
+            <w:tcW w:w="1859" w:type="dxa"/>
+            <w:vAlign w:val="center"/>
+          </w:tcPr>
+          <w:p>
+            <w:pPr>
+              <w:rPr>
+                <w:rFonts w:ascii="Times New Roman" w:hAnsi="Times New Roman" w:cs="Times New Roman"/>
+                <w:sz w:val="22"/>
+                <w:szCs w:val="22"/>
+              </w:rPr>
+            </w:pPr>
+            <w:r>
+              <w:rPr>
+                <w:rFonts w:ascii="Times New Roman" w:hAnsi="Times New Roman" w:cs="Times New Roman"/>
+                <w:sz w:val="22"/>
+                <w:szCs w:val="22"/>
+              </w:rPr>
+              <w:t>Extended 3′ region in rat and mouse</w:t>
+            </w:r>
+          </w:p>
+        </w:tc>
+        <w:tc>
+          <w:tcPr>
+            <w:tcW w:w="1818" w:type="dxa"/>
+            <w:vAlign w:val="center"/>
+          </w:tcPr>
+          <w:p>
+            <w:pPr>
+              <w:rPr>
+                <w:rFonts w:ascii="Times New Roman" w:hAnsi="Times New Roman" w:cs="Times New Roman"/>
+                <w:sz w:val="22"/>
+                <w:szCs w:val="22"/>
+              </w:rPr>
+            </w:pPr>
+            <w:r>
+              <w:rPr>
+                <w:rFonts w:ascii="Times New Roman" w:hAnsi="Times New Roman" w:cs="Times New Roman"/>
+                <w:sz w:val="22"/>
+                <w:szCs w:val="22"/>
+              </w:rPr>
+              <w:t xml:space="preserve">Sequence ends abruptly  </w:t>
+            </w:r>
+          </w:p>
+          <w:p>
+            <w:pPr>
+              <w:rPr>
+                <w:rFonts w:ascii="Times New Roman" w:hAnsi="Times New Roman" w:cs="Times New Roman"/>
+                <w:sz w:val="22"/>
+                <w:szCs w:val="22"/>
+              </w:rPr>
+            </w:pPr>
+            <w:r>
+              <w:rPr>
+                <w:rFonts w:ascii="Times New Roman" w:hAnsi="Times New Roman" w:cs="Times New Roman"/>
+                <w:sz w:val="22"/>
+                <w:szCs w:val="22"/>
+              </w:rPr>
+              <w:t>dog also absent</w:t>
+            </w:r>
+          </w:p>
+        </w:tc>
+        <w:tc>
+          <w:tcPr>
+            <w:tcW w:w="1825" w:type="dxa"/>
+            <w:vAlign w:val="center"/>
+          </w:tcPr>
+          <w:p>
+            <w:pPr>
+              <w:rPr>
+                <w:rFonts w:ascii="Times New Roman" w:hAnsi="Times New Roman" w:cs="Times New Roman"/>
+                <w:sz w:val="22"/>
+                <w:szCs w:val="22"/>
+              </w:rPr>
+            </w:pPr>
+            <w:r>
+              <w:rPr>
+                <w:rFonts w:ascii="Times New Roman" w:hAnsi="Times New Roman" w:cs="Times New Roman"/>
+                <w:sz w:val="22"/>
+                <w:szCs w:val="22"/>
+              </w:rPr>
+              <w:t>Likely reflects CDS/UTR boundary difference shared between human and dog, not uniquely pseudogenization</w:t>
             </w:r>
           </w:p>
         </w:tc>
       </w:tr>
     </w:tbl>
-    <w:p>
-      <w:pPr>
-        <w:rPr>
-          <w:rFonts w:ascii="Times New Roman" w:hAnsi="Times New Roman" w:cs="Times New Roman"/>
-        </w:rPr>
-      </w:pPr>
-    </w:p>
-    <w:p>
-      <w:pPr>
-        <w:rPr>
-          <w:rFonts w:ascii="Times New Roman" w:hAnsi="Times New Roman" w:cs="Times New Roman"/>
-        </w:rPr>
-      </w:pPr>
-      <w:r>
-        <w:rPr>
-          <w:rFonts w:ascii="Times New Roman" w:hAnsi="Times New Roman" w:cs="Times New Roman"/>
-        </w:rPr>
-        <w:t>It should be noted that the human sequence used represents a spliced pseudogene transcript rather than a protein-coding CDS, which may account for some alignment gaps; however, the pattern of truncation and stop codons is consistent with established literature on GULO pseudogenization in primates.</w:t>
-      </w:r>
-    </w:p>
     <w:p>
       <w:pPr>
         <w:rPr>
